--- a/docs/DOC-02_Requisitos.docx
+++ b/docs/DOC-02_Requisitos.docx
@@ -28,7 +28,7 @@
           <w:sz w:val="20"/>
           <w:szCs w:val="20"/>
         </w:rPr>
-        <w:t xml:space="preserve">Monitoramento de contratacoes e despesas publicas do Brasil</w:t>
+        <w:t xml:space="preserve">Monitoramento de contratações e despesas públicas do Brasil</w:t>
       </w:r>
     </w:p>
     <w:p>
@@ -96,6 +96,9 @@
         <w:gridCol w:w="7200"/>
       </w:tblGrid>
       <w:tr>
+        <w:trPr>
+          <w:cantSplit/>
+        </w:trPr>
         <w:tc>
           <w:tcPr>
             <w:tcW w:type="dxa" w:w="2400"/>
@@ -146,12 +149,15 @@
                 <w:sz w:val="19"/>
                 <w:szCs w:val="19"/>
               </w:rPr>
-              <w:t xml:space="preserve">Lumen (nome de trabalho, sujeito a verificacao de disponibilidade)</w:t>
-            </w:r>
-          </w:p>
-        </w:tc>
-      </w:tr>
-      <w:tr>
+              <w:t xml:space="preserve">Lumen (nome de trabalho, sujeito a verificação de disponibilidade)</w:t>
+            </w:r>
+          </w:p>
+        </w:tc>
+      </w:tr>
+      <w:tr>
+        <w:trPr>
+          <w:cantSplit/>
+        </w:trPr>
         <w:tc>
           <w:tcPr>
             <w:tcW w:type="dxa" w:w="2400"/>
@@ -175,7 +181,7 @@
                 <w:sz w:val="19"/>
                 <w:szCs w:val="19"/>
               </w:rPr>
-              <w:t xml:space="preserve">Responsavel</w:t>
+              <w:t xml:space="preserve">Responsável</w:t>
             </w:r>
           </w:p>
         </w:tc>
@@ -208,6 +214,9 @@
         </w:tc>
       </w:tr>
       <w:tr>
+        <w:trPr>
+          <w:cantSplit/>
+        </w:trPr>
         <w:tc>
           <w:tcPr>
             <w:tcW w:type="dxa" w:w="2400"/>
@@ -231,7 +240,7 @@
                 <w:sz w:val="19"/>
                 <w:szCs w:val="19"/>
               </w:rPr>
-              <w:t xml:space="preserve">Versao</w:t>
+              <w:t xml:space="preserve">Versão</w:t>
             </w:r>
           </w:p>
         </w:tc>
@@ -264,6 +273,9 @@
         </w:tc>
       </w:tr>
       <w:tr>
+        <w:trPr>
+          <w:cantSplit/>
+        </w:trPr>
         <w:tc>
           <w:tcPr>
             <w:tcW w:type="dxa" w:w="2400"/>
@@ -320,6 +332,9 @@
         </w:tc>
       </w:tr>
       <w:tr>
+        <w:trPr>
+          <w:cantSplit/>
+        </w:trPr>
         <w:tc>
           <w:tcPr>
             <w:tcW w:type="dxa" w:w="2400"/>
@@ -343,7 +358,7 @@
                 <w:sz w:val="19"/>
                 <w:szCs w:val="19"/>
               </w:rPr>
-              <w:t xml:space="preserve">Situacao</w:t>
+              <w:t xml:space="preserve">Situação</w:t>
             </w:r>
           </w:p>
         </w:tc>
@@ -370,7 +385,7 @@
                 <w:sz w:val="19"/>
                 <w:szCs w:val="19"/>
               </w:rPr>
-              <w:t xml:space="preserve">Documento base para inicio de desenvolvimento</w:t>
+              <w:t xml:space="preserve">Documento base para início de desenvolvimento</w:t>
             </w:r>
           </w:p>
         </w:tc>
@@ -395,7 +410,7 @@
           <w:sz w:val="18"/>
           <w:szCs w:val="18"/>
         </w:rPr>
-        <w:t xml:space="preserve">Este documento integra o pacote de documentacao do Projeto Lumen. Valores legais, limites e endpoints citados foram verificados em fontes oficiais em setembro de 2026 e devem ser reconferidos antes da implementacao, pois sao atualizados periodicamente por decreto.</w:t>
+        <w:t xml:space="preserve">Este documento integra o pacote de documentação do Projeto Lumen. Valores legais, limites e endpoints citados foram verificados em fontes oficiais em setembro de 2026 e devem ser reconferidos antes da implementação, pois são atualizados periodicamente por decreto.</w:t>
       </w:r>
     </w:p>
     <w:p>
@@ -406,6 +421,8 @@
     <w:p>
       <w:pPr>
         <w:pStyle w:val="Heading1"/>
+        <w:keepNext/>
+        <w:keepLines/>
         <w:spacing w:after="160" w:before="380"/>
       </w:pPr>
       <w:r>
@@ -456,6 +473,8 @@
     <w:p>
       <w:pPr>
         <w:pStyle w:val="Heading1"/>
+        <w:keepNext/>
+        <w:keepLines/>
         <w:spacing w:after="160" w:before="380"/>
       </w:pPr>
       <w:r>
@@ -583,6 +602,9 @@
         </w:tc>
       </w:tr>
       <w:tr>
+        <w:trPr>
+          <w:cantSplit/>
+        </w:trPr>
         <w:tc>
           <w:tcPr>
             <w:tcW w:type="dxa" w:w="1500"/>
@@ -666,6 +688,9 @@
         </w:tc>
       </w:tr>
       <w:tr>
+        <w:trPr>
+          <w:cantSplit/>
+        </w:trPr>
         <w:tc>
           <w:tcPr>
             <w:tcW w:type="dxa" w:w="1500"/>
@@ -749,6 +774,9 @@
         </w:tc>
       </w:tr>
       <w:tr>
+        <w:trPr>
+          <w:cantSplit/>
+        </w:trPr>
         <w:tc>
           <w:tcPr>
             <w:tcW w:type="dxa" w:w="1500"/>
@@ -832,6 +860,9 @@
         </w:tc>
       </w:tr>
       <w:tr>
+        <w:trPr>
+          <w:cantSplit/>
+        </w:trPr>
         <w:tc>
           <w:tcPr>
             <w:tcW w:type="dxa" w:w="1500"/>
@@ -915,6 +946,9 @@
         </w:tc>
       </w:tr>
       <w:tr>
+        <w:trPr>
+          <w:cantSplit/>
+        </w:trPr>
         <w:tc>
           <w:tcPr>
             <w:tcW w:type="dxa" w:w="1500"/>
@@ -998,6 +1032,9 @@
         </w:tc>
       </w:tr>
       <w:tr>
+        <w:trPr>
+          <w:cantSplit/>
+        </w:trPr>
         <w:tc>
           <w:tcPr>
             <w:tcW w:type="dxa" w:w="1500"/>
@@ -1081,6 +1118,9 @@
         </w:tc>
       </w:tr>
       <w:tr>
+        <w:trPr>
+          <w:cantSplit/>
+        </w:trPr>
         <w:tc>
           <w:tcPr>
             <w:tcW w:type="dxa" w:w="1500"/>
@@ -1164,6 +1204,9 @@
         </w:tc>
       </w:tr>
       <w:tr>
+        <w:trPr>
+          <w:cantSplit/>
+        </w:trPr>
         <w:tc>
           <w:tcPr>
             <w:tcW w:type="dxa" w:w="1500"/>
@@ -1247,6 +1290,9 @@
         </w:tc>
       </w:tr>
       <w:tr>
+        <w:trPr>
+          <w:cantSplit/>
+        </w:trPr>
         <w:tc>
           <w:tcPr>
             <w:tcW w:type="dxa" w:w="1500"/>
@@ -1352,6 +1398,8 @@
     <w:p>
       <w:pPr>
         <w:pStyle w:val="Heading1"/>
+        <w:keepNext/>
+        <w:keepLines/>
         <w:spacing w:after="160" w:before="380"/>
       </w:pPr>
       <w:r>
@@ -1361,6 +1409,8 @@
     <w:p>
       <w:pPr>
         <w:pStyle w:val="Heading2"/>
+        <w:keepNext/>
+        <w:keepLines/>
         <w:spacing w:after="120" w:before="280"/>
       </w:pPr>
       <w:r>
@@ -1474,6 +1524,9 @@
         </w:tc>
       </w:tr>
       <w:tr>
+        <w:trPr>
+          <w:cantSplit/>
+        </w:trPr>
         <w:tc>
           <w:tcPr>
             <w:tcW w:type="dxa" w:w="1100"/>
@@ -1557,6 +1610,9 @@
         </w:tc>
       </w:tr>
       <w:tr>
+        <w:trPr>
+          <w:cantSplit/>
+        </w:trPr>
         <w:tc>
           <w:tcPr>
             <w:tcW w:type="dxa" w:w="1100"/>
@@ -1640,6 +1696,9 @@
         </w:tc>
       </w:tr>
       <w:tr>
+        <w:trPr>
+          <w:cantSplit/>
+        </w:trPr>
         <w:tc>
           <w:tcPr>
             <w:tcW w:type="dxa" w:w="1100"/>
@@ -1723,6 +1782,9 @@
         </w:tc>
       </w:tr>
       <w:tr>
+        <w:trPr>
+          <w:cantSplit/>
+        </w:trPr>
         <w:tc>
           <w:tcPr>
             <w:tcW w:type="dxa" w:w="1100"/>
@@ -1806,6 +1868,9 @@
         </w:tc>
       </w:tr>
       <w:tr>
+        <w:trPr>
+          <w:cantSplit/>
+        </w:trPr>
         <w:tc>
           <w:tcPr>
             <w:tcW w:type="dxa" w:w="1100"/>
@@ -1889,6 +1954,9 @@
         </w:tc>
       </w:tr>
       <w:tr>
+        <w:trPr>
+          <w:cantSplit/>
+        </w:trPr>
         <w:tc>
           <w:tcPr>
             <w:tcW w:type="dxa" w:w="1100"/>
@@ -1972,6 +2040,9 @@
         </w:tc>
       </w:tr>
       <w:tr>
+        <w:trPr>
+          <w:cantSplit/>
+        </w:trPr>
         <w:tc>
           <w:tcPr>
             <w:tcW w:type="dxa" w:w="1100"/>
@@ -2055,6 +2126,9 @@
         </w:tc>
       </w:tr>
       <w:tr>
+        <w:trPr>
+          <w:cantSplit/>
+        </w:trPr>
         <w:tc>
           <w:tcPr>
             <w:tcW w:type="dxa" w:w="1100"/>
@@ -2138,6 +2212,9 @@
         </w:tc>
       </w:tr>
       <w:tr>
+        <w:trPr>
+          <w:cantSplit/>
+        </w:trPr>
         <w:tc>
           <w:tcPr>
             <w:tcW w:type="dxa" w:w="1100"/>
@@ -2221,6 +2298,9 @@
         </w:tc>
       </w:tr>
       <w:tr>
+        <w:trPr>
+          <w:cantSplit/>
+        </w:trPr>
         <w:tc>
           <w:tcPr>
             <w:tcW w:type="dxa" w:w="1100"/>
@@ -2304,6 +2384,9 @@
         </w:tc>
       </w:tr>
       <w:tr>
+        <w:trPr>
+          <w:cantSplit/>
+        </w:trPr>
         <w:tc>
           <w:tcPr>
             <w:tcW w:type="dxa" w:w="1100"/>
@@ -2387,6 +2470,9 @@
         </w:tc>
       </w:tr>
       <w:tr>
+        <w:trPr>
+          <w:cantSplit/>
+        </w:trPr>
         <w:tc>
           <w:tcPr>
             <w:tcW w:type="dxa" w:w="1100"/>
@@ -2470,6 +2556,9 @@
         </w:tc>
       </w:tr>
       <w:tr>
+        <w:trPr>
+          <w:cantSplit/>
+        </w:trPr>
         <w:tc>
           <w:tcPr>
             <w:tcW w:type="dxa" w:w="1100"/>
@@ -2553,6 +2642,9 @@
         </w:tc>
       </w:tr>
       <w:tr>
+        <w:trPr>
+          <w:cantSplit/>
+        </w:trPr>
         <w:tc>
           <w:tcPr>
             <w:tcW w:type="dxa" w:w="1100"/>
@@ -2636,6 +2728,9 @@
         </w:tc>
       </w:tr>
       <w:tr>
+        <w:trPr>
+          <w:cantSplit/>
+        </w:trPr>
         <w:tc>
           <w:tcPr>
             <w:tcW w:type="dxa" w:w="1100"/>
@@ -2719,6 +2814,9 @@
         </w:tc>
       </w:tr>
       <w:tr>
+        <w:trPr>
+          <w:cantSplit/>
+        </w:trPr>
         <w:tc>
           <w:tcPr>
             <w:tcW w:type="dxa" w:w="1100"/>
@@ -2802,6 +2900,9 @@
         </w:tc>
       </w:tr>
       <w:tr>
+        <w:trPr>
+          <w:cantSplit/>
+        </w:trPr>
         <w:tc>
           <w:tcPr>
             <w:tcW w:type="dxa" w:w="1100"/>
@@ -2885,6 +2986,9 @@
         </w:tc>
       </w:tr>
       <w:tr>
+        <w:trPr>
+          <w:cantSplit/>
+        </w:trPr>
         <w:tc>
           <w:tcPr>
             <w:tcW w:type="dxa" w:w="1100"/>
@@ -2971,6 +3075,8 @@
     <w:p>
       <w:pPr>
         <w:pStyle w:val="Heading2"/>
+        <w:keepNext/>
+        <w:keepLines/>
         <w:spacing w:after="120" w:before="280"/>
       </w:pPr>
       <w:r>
@@ -3084,6 +3190,9 @@
         </w:tc>
       </w:tr>
       <w:tr>
+        <w:trPr>
+          <w:cantSplit/>
+        </w:trPr>
         <w:tc>
           <w:tcPr>
             <w:tcW w:type="dxa" w:w="1100"/>
@@ -3167,6 +3276,9 @@
         </w:tc>
       </w:tr>
       <w:tr>
+        <w:trPr>
+          <w:cantSplit/>
+        </w:trPr>
         <w:tc>
           <w:tcPr>
             <w:tcW w:type="dxa" w:w="1100"/>
@@ -3250,6 +3362,9 @@
         </w:tc>
       </w:tr>
       <w:tr>
+        <w:trPr>
+          <w:cantSplit/>
+        </w:trPr>
         <w:tc>
           <w:tcPr>
             <w:tcW w:type="dxa" w:w="1100"/>
@@ -3333,6 +3448,9 @@
         </w:tc>
       </w:tr>
       <w:tr>
+        <w:trPr>
+          <w:cantSplit/>
+        </w:trPr>
         <w:tc>
           <w:tcPr>
             <w:tcW w:type="dxa" w:w="1100"/>
@@ -3416,6 +3534,9 @@
         </w:tc>
       </w:tr>
       <w:tr>
+        <w:trPr>
+          <w:cantSplit/>
+        </w:trPr>
         <w:tc>
           <w:tcPr>
             <w:tcW w:type="dxa" w:w="1100"/>
@@ -3499,6 +3620,9 @@
         </w:tc>
       </w:tr>
       <w:tr>
+        <w:trPr>
+          <w:cantSplit/>
+        </w:trPr>
         <w:tc>
           <w:tcPr>
             <w:tcW w:type="dxa" w:w="1100"/>
@@ -3582,6 +3706,9 @@
         </w:tc>
       </w:tr>
       <w:tr>
+        <w:trPr>
+          <w:cantSplit/>
+        </w:trPr>
         <w:tc>
           <w:tcPr>
             <w:tcW w:type="dxa" w:w="1100"/>
@@ -3665,6 +3792,9 @@
         </w:tc>
       </w:tr>
       <w:tr>
+        <w:trPr>
+          <w:cantSplit/>
+        </w:trPr>
         <w:tc>
           <w:tcPr>
             <w:tcW w:type="dxa" w:w="1100"/>
@@ -3748,6 +3878,9 @@
         </w:tc>
       </w:tr>
       <w:tr>
+        <w:trPr>
+          <w:cantSplit/>
+        </w:trPr>
         <w:tc>
           <w:tcPr>
             <w:tcW w:type="dxa" w:w="1100"/>
@@ -3831,6 +3964,9 @@
         </w:tc>
       </w:tr>
       <w:tr>
+        <w:trPr>
+          <w:cantSplit/>
+        </w:trPr>
         <w:tc>
           <w:tcPr>
             <w:tcW w:type="dxa" w:w="1100"/>
@@ -3914,6 +4050,9 @@
         </w:tc>
       </w:tr>
       <w:tr>
+        <w:trPr>
+          <w:cantSplit/>
+        </w:trPr>
         <w:tc>
           <w:tcPr>
             <w:tcW w:type="dxa" w:w="1100"/>
@@ -3997,6 +4136,9 @@
         </w:tc>
       </w:tr>
       <w:tr>
+        <w:trPr>
+          <w:cantSplit/>
+        </w:trPr>
         <w:tc>
           <w:tcPr>
             <w:tcW w:type="dxa" w:w="1100"/>
@@ -4083,6 +4225,8 @@
     <w:p>
       <w:pPr>
         <w:pStyle w:val="Heading2"/>
+        <w:keepNext/>
+        <w:keepLines/>
         <w:spacing w:after="120" w:before="280"/>
       </w:pPr>
       <w:r>
@@ -4196,6 +4340,9 @@
         </w:tc>
       </w:tr>
       <w:tr>
+        <w:trPr>
+          <w:cantSplit/>
+        </w:trPr>
         <w:tc>
           <w:tcPr>
             <w:tcW w:type="dxa" w:w="1100"/>
@@ -4279,6 +4426,9 @@
         </w:tc>
       </w:tr>
       <w:tr>
+        <w:trPr>
+          <w:cantSplit/>
+        </w:trPr>
         <w:tc>
           <w:tcPr>
             <w:tcW w:type="dxa" w:w="1100"/>
@@ -4362,6 +4512,9 @@
         </w:tc>
       </w:tr>
       <w:tr>
+        <w:trPr>
+          <w:cantSplit/>
+        </w:trPr>
         <w:tc>
           <w:tcPr>
             <w:tcW w:type="dxa" w:w="1100"/>
@@ -4445,6 +4598,9 @@
         </w:tc>
       </w:tr>
       <w:tr>
+        <w:trPr>
+          <w:cantSplit/>
+        </w:trPr>
         <w:tc>
           <w:tcPr>
             <w:tcW w:type="dxa" w:w="1100"/>
@@ -4528,6 +4684,9 @@
         </w:tc>
       </w:tr>
       <w:tr>
+        <w:trPr>
+          <w:cantSplit/>
+        </w:trPr>
         <w:tc>
           <w:tcPr>
             <w:tcW w:type="dxa" w:w="1100"/>
@@ -4611,6 +4770,9 @@
         </w:tc>
       </w:tr>
       <w:tr>
+        <w:trPr>
+          <w:cantSplit/>
+        </w:trPr>
         <w:tc>
           <w:tcPr>
             <w:tcW w:type="dxa" w:w="1100"/>
@@ -4694,6 +4856,9 @@
         </w:tc>
       </w:tr>
       <w:tr>
+        <w:trPr>
+          <w:cantSplit/>
+        </w:trPr>
         <w:tc>
           <w:tcPr>
             <w:tcW w:type="dxa" w:w="1100"/>
@@ -4777,6 +4942,9 @@
         </w:tc>
       </w:tr>
       <w:tr>
+        <w:trPr>
+          <w:cantSplit/>
+        </w:trPr>
         <w:tc>
           <w:tcPr>
             <w:tcW w:type="dxa" w:w="1100"/>
@@ -4863,6 +5031,8 @@
     <w:p>
       <w:pPr>
         <w:pStyle w:val="Heading2"/>
+        <w:keepNext/>
+        <w:keepLines/>
         <w:spacing w:after="120" w:before="280"/>
       </w:pPr>
       <w:r>
@@ -4976,6 +5146,9 @@
         </w:tc>
       </w:tr>
       <w:tr>
+        <w:trPr>
+          <w:cantSplit/>
+        </w:trPr>
         <w:tc>
           <w:tcPr>
             <w:tcW w:type="dxa" w:w="1100"/>
@@ -5059,6 +5232,9 @@
         </w:tc>
       </w:tr>
       <w:tr>
+        <w:trPr>
+          <w:cantSplit/>
+        </w:trPr>
         <w:tc>
           <w:tcPr>
             <w:tcW w:type="dxa" w:w="1100"/>
@@ -5142,6 +5318,9 @@
         </w:tc>
       </w:tr>
       <w:tr>
+        <w:trPr>
+          <w:cantSplit/>
+        </w:trPr>
         <w:tc>
           <w:tcPr>
             <w:tcW w:type="dxa" w:w="1100"/>
@@ -5225,6 +5404,9 @@
         </w:tc>
       </w:tr>
       <w:tr>
+        <w:trPr>
+          <w:cantSplit/>
+        </w:trPr>
         <w:tc>
           <w:tcPr>
             <w:tcW w:type="dxa" w:w="1100"/>
@@ -5308,6 +5490,9 @@
         </w:tc>
       </w:tr>
       <w:tr>
+        <w:trPr>
+          <w:cantSplit/>
+        </w:trPr>
         <w:tc>
           <w:tcPr>
             <w:tcW w:type="dxa" w:w="1100"/>
@@ -5391,6 +5576,9 @@
         </w:tc>
       </w:tr>
       <w:tr>
+        <w:trPr>
+          <w:cantSplit/>
+        </w:trPr>
         <w:tc>
           <w:tcPr>
             <w:tcW w:type="dxa" w:w="1100"/>
@@ -5474,6 +5662,9 @@
         </w:tc>
       </w:tr>
       <w:tr>
+        <w:trPr>
+          <w:cantSplit/>
+        </w:trPr>
         <w:tc>
           <w:tcPr>
             <w:tcW w:type="dxa" w:w="1100"/>
@@ -5557,6 +5748,9 @@
         </w:tc>
       </w:tr>
       <w:tr>
+        <w:trPr>
+          <w:cantSplit/>
+        </w:trPr>
         <w:tc>
           <w:tcPr>
             <w:tcW w:type="dxa" w:w="1100"/>
@@ -5640,6 +5834,9 @@
         </w:tc>
       </w:tr>
       <w:tr>
+        <w:trPr>
+          <w:cantSplit/>
+        </w:trPr>
         <w:tc>
           <w:tcPr>
             <w:tcW w:type="dxa" w:w="1100"/>
@@ -5723,6 +5920,9 @@
         </w:tc>
       </w:tr>
       <w:tr>
+        <w:trPr>
+          <w:cantSplit/>
+        </w:trPr>
         <w:tc>
           <w:tcPr>
             <w:tcW w:type="dxa" w:w="1100"/>
@@ -5806,6 +6006,9 @@
         </w:tc>
       </w:tr>
       <w:tr>
+        <w:trPr>
+          <w:cantSplit/>
+        </w:trPr>
         <w:tc>
           <w:tcPr>
             <w:tcW w:type="dxa" w:w="1100"/>
@@ -5889,6 +6092,9 @@
         </w:tc>
       </w:tr>
       <w:tr>
+        <w:trPr>
+          <w:cantSplit/>
+        </w:trPr>
         <w:tc>
           <w:tcPr>
             <w:tcW w:type="dxa" w:w="1100"/>
@@ -5972,6 +6178,9 @@
         </w:tc>
       </w:tr>
       <w:tr>
+        <w:trPr>
+          <w:cantSplit/>
+        </w:trPr>
         <w:tc>
           <w:tcPr>
             <w:tcW w:type="dxa" w:w="1100"/>
@@ -6055,6 +6264,9 @@
         </w:tc>
       </w:tr>
       <w:tr>
+        <w:trPr>
+          <w:cantSplit/>
+        </w:trPr>
         <w:tc>
           <w:tcPr>
             <w:tcW w:type="dxa" w:w="1100"/>
@@ -6138,6 +6350,9 @@
         </w:tc>
       </w:tr>
       <w:tr>
+        <w:trPr>
+          <w:cantSplit/>
+        </w:trPr>
         <w:tc>
           <w:tcPr>
             <w:tcW w:type="dxa" w:w="1100"/>
@@ -6221,6 +6436,9 @@
         </w:tc>
       </w:tr>
       <w:tr>
+        <w:trPr>
+          <w:cantSplit/>
+        </w:trPr>
         <w:tc>
           <w:tcPr>
             <w:tcW w:type="dxa" w:w="1100"/>
@@ -6304,6 +6522,9 @@
         </w:tc>
       </w:tr>
       <w:tr>
+        <w:trPr>
+          <w:cantSplit/>
+        </w:trPr>
         <w:tc>
           <w:tcPr>
             <w:tcW w:type="dxa" w:w="1100"/>
@@ -6387,6 +6608,9 @@
         </w:tc>
       </w:tr>
       <w:tr>
+        <w:trPr>
+          <w:cantSplit/>
+        </w:trPr>
         <w:tc>
           <w:tcPr>
             <w:tcW w:type="dxa" w:w="1100"/>
@@ -6470,6 +6694,9 @@
         </w:tc>
       </w:tr>
       <w:tr>
+        <w:trPr>
+          <w:cantSplit/>
+        </w:trPr>
         <w:tc>
           <w:tcPr>
             <w:tcW w:type="dxa" w:w="1100"/>
@@ -6553,6 +6780,9 @@
         </w:tc>
       </w:tr>
       <w:tr>
+        <w:trPr>
+          <w:cantSplit/>
+        </w:trPr>
         <w:tc>
           <w:tcPr>
             <w:tcW w:type="dxa" w:w="1100"/>
@@ -6639,6 +6869,8 @@
     <w:p>
       <w:pPr>
         <w:pStyle w:val="Heading2"/>
+        <w:keepNext/>
+        <w:keepLines/>
         <w:spacing w:after="120" w:before="280"/>
       </w:pPr>
       <w:r>
@@ -6752,6 +6984,9 @@
         </w:tc>
       </w:tr>
       <w:tr>
+        <w:trPr>
+          <w:cantSplit/>
+        </w:trPr>
         <w:tc>
           <w:tcPr>
             <w:tcW w:type="dxa" w:w="1100"/>
@@ -6835,6 +7070,9 @@
         </w:tc>
       </w:tr>
       <w:tr>
+        <w:trPr>
+          <w:cantSplit/>
+        </w:trPr>
         <w:tc>
           <w:tcPr>
             <w:tcW w:type="dxa" w:w="1100"/>
@@ -6918,6 +7156,9 @@
         </w:tc>
       </w:tr>
       <w:tr>
+        <w:trPr>
+          <w:cantSplit/>
+        </w:trPr>
         <w:tc>
           <w:tcPr>
             <w:tcW w:type="dxa" w:w="1100"/>
@@ -7001,6 +7242,9 @@
         </w:tc>
       </w:tr>
       <w:tr>
+        <w:trPr>
+          <w:cantSplit/>
+        </w:trPr>
         <w:tc>
           <w:tcPr>
             <w:tcW w:type="dxa" w:w="1100"/>
@@ -7084,6 +7328,9 @@
         </w:tc>
       </w:tr>
       <w:tr>
+        <w:trPr>
+          <w:cantSplit/>
+        </w:trPr>
         <w:tc>
           <w:tcPr>
             <w:tcW w:type="dxa" w:w="1100"/>
@@ -7167,6 +7414,9 @@
         </w:tc>
       </w:tr>
       <w:tr>
+        <w:trPr>
+          <w:cantSplit/>
+        </w:trPr>
         <w:tc>
           <w:tcPr>
             <w:tcW w:type="dxa" w:w="1100"/>
@@ -7250,6 +7500,9 @@
         </w:tc>
       </w:tr>
       <w:tr>
+        <w:trPr>
+          <w:cantSplit/>
+        </w:trPr>
         <w:tc>
           <w:tcPr>
             <w:tcW w:type="dxa" w:w="1100"/>
@@ -7333,6 +7586,9 @@
         </w:tc>
       </w:tr>
       <w:tr>
+        <w:trPr>
+          <w:cantSplit/>
+        </w:trPr>
         <w:tc>
           <w:tcPr>
             <w:tcW w:type="dxa" w:w="1100"/>
@@ -7419,6 +7675,8 @@
     <w:p>
       <w:pPr>
         <w:pStyle w:val="Heading2"/>
+        <w:keepNext/>
+        <w:keepLines/>
         <w:spacing w:after="120" w:before="280"/>
       </w:pPr>
       <w:r>
@@ -7532,6 +7790,9 @@
         </w:tc>
       </w:tr>
       <w:tr>
+        <w:trPr>
+          <w:cantSplit/>
+        </w:trPr>
         <w:tc>
           <w:tcPr>
             <w:tcW w:type="dxa" w:w="1100"/>
@@ -7615,6 +7876,9 @@
         </w:tc>
       </w:tr>
       <w:tr>
+        <w:trPr>
+          <w:cantSplit/>
+        </w:trPr>
         <w:tc>
           <w:tcPr>
             <w:tcW w:type="dxa" w:w="1100"/>
@@ -7698,6 +7962,9 @@
         </w:tc>
       </w:tr>
       <w:tr>
+        <w:trPr>
+          <w:cantSplit/>
+        </w:trPr>
         <w:tc>
           <w:tcPr>
             <w:tcW w:type="dxa" w:w="1100"/>
@@ -7781,6 +8048,9 @@
         </w:tc>
       </w:tr>
       <w:tr>
+        <w:trPr>
+          <w:cantSplit/>
+        </w:trPr>
         <w:tc>
           <w:tcPr>
             <w:tcW w:type="dxa" w:w="1100"/>
@@ -7864,6 +8134,9 @@
         </w:tc>
       </w:tr>
       <w:tr>
+        <w:trPr>
+          <w:cantSplit/>
+        </w:trPr>
         <w:tc>
           <w:tcPr>
             <w:tcW w:type="dxa" w:w="1100"/>
@@ -7947,6 +8220,9 @@
         </w:tc>
       </w:tr>
       <w:tr>
+        <w:trPr>
+          <w:cantSplit/>
+        </w:trPr>
         <w:tc>
           <w:tcPr>
             <w:tcW w:type="dxa" w:w="1100"/>
@@ -8030,6 +8306,9 @@
         </w:tc>
       </w:tr>
       <w:tr>
+        <w:trPr>
+          <w:cantSplit/>
+        </w:trPr>
         <w:tc>
           <w:tcPr>
             <w:tcW w:type="dxa" w:w="1100"/>
@@ -8113,6 +8392,9 @@
         </w:tc>
       </w:tr>
       <w:tr>
+        <w:trPr>
+          <w:cantSplit/>
+        </w:trPr>
         <w:tc>
           <w:tcPr>
             <w:tcW w:type="dxa" w:w="1100"/>
@@ -8196,6 +8478,9 @@
         </w:tc>
       </w:tr>
       <w:tr>
+        <w:trPr>
+          <w:cantSplit/>
+        </w:trPr>
         <w:tc>
           <w:tcPr>
             <w:tcW w:type="dxa" w:w="1100"/>
@@ -8279,6 +8564,9 @@
         </w:tc>
       </w:tr>
       <w:tr>
+        <w:trPr>
+          <w:cantSplit/>
+        </w:trPr>
         <w:tc>
           <w:tcPr>
             <w:tcW w:type="dxa" w:w="1100"/>
@@ -8362,6 +8650,9 @@
         </w:tc>
       </w:tr>
       <w:tr>
+        <w:trPr>
+          <w:cantSplit/>
+        </w:trPr>
         <w:tc>
           <w:tcPr>
             <w:tcW w:type="dxa" w:w="1100"/>
@@ -8445,6 +8736,9 @@
         </w:tc>
       </w:tr>
       <w:tr>
+        <w:trPr>
+          <w:cantSplit/>
+        </w:trPr>
         <w:tc>
           <w:tcPr>
             <w:tcW w:type="dxa" w:w="1100"/>
@@ -8531,6 +8825,8 @@
     <w:p>
       <w:pPr>
         <w:pStyle w:val="Heading2"/>
+        <w:keepNext/>
+        <w:keepLines/>
         <w:spacing w:after="120" w:before="280"/>
       </w:pPr>
       <w:r>
@@ -8644,6 +8940,9 @@
         </w:tc>
       </w:tr>
       <w:tr>
+        <w:trPr>
+          <w:cantSplit/>
+        </w:trPr>
         <w:tc>
           <w:tcPr>
             <w:tcW w:type="dxa" w:w="1100"/>
@@ -8727,6 +9026,9 @@
         </w:tc>
       </w:tr>
       <w:tr>
+        <w:trPr>
+          <w:cantSplit/>
+        </w:trPr>
         <w:tc>
           <w:tcPr>
             <w:tcW w:type="dxa" w:w="1100"/>
@@ -8810,6 +9112,9 @@
         </w:tc>
       </w:tr>
       <w:tr>
+        <w:trPr>
+          <w:cantSplit/>
+        </w:trPr>
         <w:tc>
           <w:tcPr>
             <w:tcW w:type="dxa" w:w="1100"/>
@@ -8893,6 +9198,9 @@
         </w:tc>
       </w:tr>
       <w:tr>
+        <w:trPr>
+          <w:cantSplit/>
+        </w:trPr>
         <w:tc>
           <w:tcPr>
             <w:tcW w:type="dxa" w:w="1100"/>
@@ -8976,6 +9284,9 @@
         </w:tc>
       </w:tr>
       <w:tr>
+        <w:trPr>
+          <w:cantSplit/>
+        </w:trPr>
         <w:tc>
           <w:tcPr>
             <w:tcW w:type="dxa" w:w="1100"/>
@@ -9059,6 +9370,9 @@
         </w:tc>
       </w:tr>
       <w:tr>
+        <w:trPr>
+          <w:cantSplit/>
+        </w:trPr>
         <w:tc>
           <w:tcPr>
             <w:tcW w:type="dxa" w:w="1100"/>
@@ -9142,6 +9456,9 @@
         </w:tc>
       </w:tr>
       <w:tr>
+        <w:trPr>
+          <w:cantSplit/>
+        </w:trPr>
         <w:tc>
           <w:tcPr>
             <w:tcW w:type="dxa" w:w="1100"/>
@@ -9228,6 +9545,8 @@
     <w:p>
       <w:pPr>
         <w:pStyle w:val="Heading2"/>
+        <w:keepNext/>
+        <w:keepLines/>
         <w:spacing w:after="120" w:before="280"/>
       </w:pPr>
       <w:r>
@@ -9341,6 +9660,9 @@
         </w:tc>
       </w:tr>
       <w:tr>
+        <w:trPr>
+          <w:cantSplit/>
+        </w:trPr>
         <w:tc>
           <w:tcPr>
             <w:tcW w:type="dxa" w:w="1100"/>
@@ -9424,6 +9746,9 @@
         </w:tc>
       </w:tr>
       <w:tr>
+        <w:trPr>
+          <w:cantSplit/>
+        </w:trPr>
         <w:tc>
           <w:tcPr>
             <w:tcW w:type="dxa" w:w="1100"/>
@@ -9507,6 +9832,9 @@
         </w:tc>
       </w:tr>
       <w:tr>
+        <w:trPr>
+          <w:cantSplit/>
+        </w:trPr>
         <w:tc>
           <w:tcPr>
             <w:tcW w:type="dxa" w:w="1100"/>
@@ -9590,6 +9918,9 @@
         </w:tc>
       </w:tr>
       <w:tr>
+        <w:trPr>
+          <w:cantSplit/>
+        </w:trPr>
         <w:tc>
           <w:tcPr>
             <w:tcW w:type="dxa" w:w="1100"/>
@@ -9673,6 +10004,9 @@
         </w:tc>
       </w:tr>
       <w:tr>
+        <w:trPr>
+          <w:cantSplit/>
+        </w:trPr>
         <w:tc>
           <w:tcPr>
             <w:tcW w:type="dxa" w:w="1100"/>
@@ -9756,6 +10090,9 @@
         </w:tc>
       </w:tr>
       <w:tr>
+        <w:trPr>
+          <w:cantSplit/>
+        </w:trPr>
         <w:tc>
           <w:tcPr>
             <w:tcW w:type="dxa" w:w="1100"/>
@@ -9839,6 +10176,9 @@
         </w:tc>
       </w:tr>
       <w:tr>
+        <w:trPr>
+          <w:cantSplit/>
+        </w:trPr>
         <w:tc>
           <w:tcPr>
             <w:tcW w:type="dxa" w:w="1100"/>
@@ -9922,6 +10262,9 @@
         </w:tc>
       </w:tr>
       <w:tr>
+        <w:trPr>
+          <w:cantSplit/>
+        </w:trPr>
         <w:tc>
           <w:tcPr>
             <w:tcW w:type="dxa" w:w="1100"/>
@@ -10013,6 +10356,8 @@
     <w:p>
       <w:pPr>
         <w:pStyle w:val="Heading1"/>
+        <w:keepNext/>
+        <w:keepLines/>
         <w:spacing w:after="160" w:before="380"/>
       </w:pPr>
       <w:r>
@@ -10022,6 +10367,8 @@
     <w:p>
       <w:pPr>
         <w:pStyle w:val="Heading2"/>
+        <w:keepNext/>
+        <w:keepLines/>
         <w:spacing w:after="120" w:before="280"/>
       </w:pPr>
       <w:r>
@@ -10135,6 +10482,9 @@
         </w:tc>
       </w:tr>
       <w:tr>
+        <w:trPr>
+          <w:cantSplit/>
+        </w:trPr>
         <w:tc>
           <w:tcPr>
             <w:tcW w:type="dxa" w:w="1100"/>
@@ -10218,6 +10568,9 @@
         </w:tc>
       </w:tr>
       <w:tr>
+        <w:trPr>
+          <w:cantSplit/>
+        </w:trPr>
         <w:tc>
           <w:tcPr>
             <w:tcW w:type="dxa" w:w="1100"/>
@@ -10301,6 +10654,9 @@
         </w:tc>
       </w:tr>
       <w:tr>
+        <w:trPr>
+          <w:cantSplit/>
+        </w:trPr>
         <w:tc>
           <w:tcPr>
             <w:tcW w:type="dxa" w:w="1100"/>
@@ -10384,6 +10740,9 @@
         </w:tc>
       </w:tr>
       <w:tr>
+        <w:trPr>
+          <w:cantSplit/>
+        </w:trPr>
         <w:tc>
           <w:tcPr>
             <w:tcW w:type="dxa" w:w="1100"/>
@@ -10467,6 +10826,9 @@
         </w:tc>
       </w:tr>
       <w:tr>
+        <w:trPr>
+          <w:cantSplit/>
+        </w:trPr>
         <w:tc>
           <w:tcPr>
             <w:tcW w:type="dxa" w:w="1100"/>
@@ -10550,6 +10912,9 @@
         </w:tc>
       </w:tr>
       <w:tr>
+        <w:trPr>
+          <w:cantSplit/>
+        </w:trPr>
         <w:tc>
           <w:tcPr>
             <w:tcW w:type="dxa" w:w="1100"/>
@@ -10636,6 +11001,8 @@
     <w:p>
       <w:pPr>
         <w:pStyle w:val="Heading2"/>
+        <w:keepNext/>
+        <w:keepLines/>
         <w:spacing w:after="120" w:before="280"/>
       </w:pPr>
       <w:r>
@@ -10749,6 +11116,9 @@
         </w:tc>
       </w:tr>
       <w:tr>
+        <w:trPr>
+          <w:cantSplit/>
+        </w:trPr>
         <w:tc>
           <w:tcPr>
             <w:tcW w:type="dxa" w:w="1100"/>
@@ -10832,6 +11202,9 @@
         </w:tc>
       </w:tr>
       <w:tr>
+        <w:trPr>
+          <w:cantSplit/>
+        </w:trPr>
         <w:tc>
           <w:tcPr>
             <w:tcW w:type="dxa" w:w="1100"/>
@@ -10915,6 +11288,9 @@
         </w:tc>
       </w:tr>
       <w:tr>
+        <w:trPr>
+          <w:cantSplit/>
+        </w:trPr>
         <w:tc>
           <w:tcPr>
             <w:tcW w:type="dxa" w:w="1100"/>
@@ -10998,6 +11374,9 @@
         </w:tc>
       </w:tr>
       <w:tr>
+        <w:trPr>
+          <w:cantSplit/>
+        </w:trPr>
         <w:tc>
           <w:tcPr>
             <w:tcW w:type="dxa" w:w="1100"/>
@@ -11081,6 +11460,9 @@
         </w:tc>
       </w:tr>
       <w:tr>
+        <w:trPr>
+          <w:cantSplit/>
+        </w:trPr>
         <w:tc>
           <w:tcPr>
             <w:tcW w:type="dxa" w:w="1100"/>
@@ -11167,6 +11549,8 @@
     <w:p>
       <w:pPr>
         <w:pStyle w:val="Heading2"/>
+        <w:keepNext/>
+        <w:keepLines/>
         <w:spacing w:after="120" w:before="280"/>
       </w:pPr>
       <w:r>
@@ -11251,6 +11635,9 @@
         </w:tc>
       </w:tr>
       <w:tr>
+        <w:trPr>
+          <w:cantSplit/>
+        </w:trPr>
         <w:tc>
           <w:tcPr>
             <w:tcW w:type="dxa" w:w="1100"/>
@@ -11307,6 +11694,9 @@
         </w:tc>
       </w:tr>
       <w:tr>
+        <w:trPr>
+          <w:cantSplit/>
+        </w:trPr>
         <w:tc>
           <w:tcPr>
             <w:tcW w:type="dxa" w:w="1100"/>
@@ -11363,6 +11753,9 @@
         </w:tc>
       </w:tr>
       <w:tr>
+        <w:trPr>
+          <w:cantSplit/>
+        </w:trPr>
         <w:tc>
           <w:tcPr>
             <w:tcW w:type="dxa" w:w="1100"/>
@@ -11419,6 +11812,9 @@
         </w:tc>
       </w:tr>
       <w:tr>
+        <w:trPr>
+          <w:cantSplit/>
+        </w:trPr>
         <w:tc>
           <w:tcPr>
             <w:tcW w:type="dxa" w:w="1100"/>
@@ -11475,6 +11871,9 @@
         </w:tc>
       </w:tr>
       <w:tr>
+        <w:trPr>
+          <w:cantSplit/>
+        </w:trPr>
         <w:tc>
           <w:tcPr>
             <w:tcW w:type="dxa" w:w="1100"/>
@@ -11531,6 +11930,9 @@
         </w:tc>
       </w:tr>
       <w:tr>
+        <w:trPr>
+          <w:cantSplit/>
+        </w:trPr>
         <w:tc>
           <w:tcPr>
             <w:tcW w:type="dxa" w:w="1100"/>
@@ -11590,6 +11992,8 @@
     <w:p>
       <w:pPr>
         <w:pStyle w:val="Heading2"/>
+        <w:keepNext/>
+        <w:keepLines/>
         <w:spacing w:after="120" w:before="280"/>
       </w:pPr>
       <w:r>
@@ -11674,6 +12078,9 @@
         </w:tc>
       </w:tr>
       <w:tr>
+        <w:trPr>
+          <w:cantSplit/>
+        </w:trPr>
         <w:tc>
           <w:tcPr>
             <w:tcW w:type="dxa" w:w="1100"/>
@@ -11730,6 +12137,9 @@
         </w:tc>
       </w:tr>
       <w:tr>
+        <w:trPr>
+          <w:cantSplit/>
+        </w:trPr>
         <w:tc>
           <w:tcPr>
             <w:tcW w:type="dxa" w:w="1100"/>
@@ -11786,6 +12196,9 @@
         </w:tc>
       </w:tr>
       <w:tr>
+        <w:trPr>
+          <w:cantSplit/>
+        </w:trPr>
         <w:tc>
           <w:tcPr>
             <w:tcW w:type="dxa" w:w="1100"/>
@@ -11842,6 +12255,9 @@
         </w:tc>
       </w:tr>
       <w:tr>
+        <w:trPr>
+          <w:cantSplit/>
+        </w:trPr>
         <w:tc>
           <w:tcPr>
             <w:tcW w:type="dxa" w:w="1100"/>
@@ -11898,6 +12314,9 @@
         </w:tc>
       </w:tr>
       <w:tr>
+        <w:trPr>
+          <w:cantSplit/>
+        </w:trPr>
         <w:tc>
           <w:tcPr>
             <w:tcW w:type="dxa" w:w="1100"/>
@@ -11957,6 +12376,8 @@
     <w:p>
       <w:pPr>
         <w:pStyle w:val="Heading2"/>
+        <w:keepNext/>
+        <w:keepLines/>
         <w:spacing w:after="120" w:before="280"/>
       </w:pPr>
       <w:r>
@@ -12041,6 +12462,9 @@
         </w:tc>
       </w:tr>
       <w:tr>
+        <w:trPr>
+          <w:cantSplit/>
+        </w:trPr>
         <w:tc>
           <w:tcPr>
             <w:tcW w:type="dxa" w:w="1100"/>
@@ -12097,6 +12521,9 @@
         </w:tc>
       </w:tr>
       <w:tr>
+        <w:trPr>
+          <w:cantSplit/>
+        </w:trPr>
         <w:tc>
           <w:tcPr>
             <w:tcW w:type="dxa" w:w="1100"/>
@@ -12153,6 +12580,9 @@
         </w:tc>
       </w:tr>
       <w:tr>
+        <w:trPr>
+          <w:cantSplit/>
+        </w:trPr>
         <w:tc>
           <w:tcPr>
             <w:tcW w:type="dxa" w:w="1100"/>
@@ -12209,6 +12639,9 @@
         </w:tc>
       </w:tr>
       <w:tr>
+        <w:trPr>
+          <w:cantSplit/>
+        </w:trPr>
         <w:tc>
           <w:tcPr>
             <w:tcW w:type="dxa" w:w="1100"/>
@@ -12268,6 +12701,8 @@
     <w:p>
       <w:pPr>
         <w:pStyle w:val="Heading2"/>
+        <w:keepNext/>
+        <w:keepLines/>
         <w:spacing w:after="120" w:before="280"/>
       </w:pPr>
       <w:r>
@@ -12352,6 +12787,9 @@
         </w:tc>
       </w:tr>
       <w:tr>
+        <w:trPr>
+          <w:cantSplit/>
+        </w:trPr>
         <w:tc>
           <w:tcPr>
             <w:tcW w:type="dxa" w:w="1100"/>
@@ -12408,6 +12846,9 @@
         </w:tc>
       </w:tr>
       <w:tr>
+        <w:trPr>
+          <w:cantSplit/>
+        </w:trPr>
         <w:tc>
           <w:tcPr>
             <w:tcW w:type="dxa" w:w="1100"/>
@@ -12464,6 +12905,9 @@
         </w:tc>
       </w:tr>
       <w:tr>
+        <w:trPr>
+          <w:cantSplit/>
+        </w:trPr>
         <w:tc>
           <w:tcPr>
             <w:tcW w:type="dxa" w:w="1100"/>
@@ -12520,6 +12964,9 @@
         </w:tc>
       </w:tr>
       <w:tr>
+        <w:trPr>
+          <w:cantSplit/>
+        </w:trPr>
         <w:tc>
           <w:tcPr>
             <w:tcW w:type="dxa" w:w="1100"/>
@@ -12576,6 +13023,9 @@
         </w:tc>
       </w:tr>
       <w:tr>
+        <w:trPr>
+          <w:cantSplit/>
+        </w:trPr>
         <w:tc>
           <w:tcPr>
             <w:tcW w:type="dxa" w:w="1100"/>
@@ -12640,6 +13090,8 @@
     <w:p>
       <w:pPr>
         <w:pStyle w:val="Heading1"/>
+        <w:keepNext/>
+        <w:keepLines/>
         <w:spacing w:after="160" w:before="380"/>
       </w:pPr>
       <w:r>
@@ -12767,6 +13219,9 @@
         </w:tc>
       </w:tr>
       <w:tr>
+        <w:trPr>
+          <w:cantSplit/>
+        </w:trPr>
         <w:tc>
           <w:tcPr>
             <w:tcW w:type="dxa" w:w="1300"/>
@@ -12850,6 +13305,9 @@
         </w:tc>
       </w:tr>
       <w:tr>
+        <w:trPr>
+          <w:cantSplit/>
+        </w:trPr>
         <w:tc>
           <w:tcPr>
             <w:tcW w:type="dxa" w:w="1300"/>
@@ -12933,6 +13391,9 @@
         </w:tc>
       </w:tr>
       <w:tr>
+        <w:trPr>
+          <w:cantSplit/>
+        </w:trPr>
         <w:tc>
           <w:tcPr>
             <w:tcW w:type="dxa" w:w="1300"/>
@@ -13016,6 +13477,9 @@
         </w:tc>
       </w:tr>
       <w:tr>
+        <w:trPr>
+          <w:cantSplit/>
+        </w:trPr>
         <w:tc>
           <w:tcPr>
             <w:tcW w:type="dxa" w:w="1300"/>
@@ -13099,6 +13563,9 @@
         </w:tc>
       </w:tr>
       <w:tr>
+        <w:trPr>
+          <w:cantSplit/>
+        </w:trPr>
         <w:tc>
           <w:tcPr>
             <w:tcW w:type="dxa" w:w="1300"/>
@@ -13182,6 +13649,9 @@
         </w:tc>
       </w:tr>
       <w:tr>
+        <w:trPr>
+          <w:cantSplit/>
+        </w:trPr>
         <w:tc>
           <w:tcPr>
             <w:tcW w:type="dxa" w:w="1300"/>
@@ -13265,6 +13735,9 @@
         </w:tc>
       </w:tr>
       <w:tr>
+        <w:trPr>
+          <w:cantSplit/>
+        </w:trPr>
         <w:tc>
           <w:tcPr>
             <w:tcW w:type="dxa" w:w="1300"/>
@@ -13348,6 +13821,9 @@
         </w:tc>
       </w:tr>
       <w:tr>
+        <w:trPr>
+          <w:cantSplit/>
+        </w:trPr>
         <w:tc>
           <w:tcPr>
             <w:tcW w:type="dxa" w:w="1300"/>
@@ -13434,6 +13910,8 @@
     <w:p>
       <w:pPr>
         <w:pStyle w:val="Heading1"/>
+        <w:keepNext/>
+        <w:keepLines/>
         <w:spacing w:after="160" w:before="380"/>
       </w:pPr>
       <w:r>
@@ -13559,8 +14037,8 @@
       </w:r>
     </w:p>
     <w:sectPr>
-      <w:headerReference w:type="default" r:id="rId7"/>
-      <w:footerReference w:type="default" r:id="rId8"/>
+      <w:headerReference w:type="default" r:id="rId6"/>
+      <w:footerReference w:type="default" r:id="rId7"/>
       <w:pgSz w:w="11906" w:h="16838" w:orient="portrait"/>
       <w:pgMar w:top="1140" w:right="1134" w:bottom="1140" w:left="1134" w:header="708" w:footer="708" w:gutter="0"/>
       <w:pgNumType/>
@@ -13568,10 +14046,6 @@
     </w:sectPr>
   </w:body>
 </w:document>
-</file>
-
-<file path=word/comments.xml><?xml version="1.0" encoding="utf-8"?>
-<w:comments xmlns:cx="http://schemas.microsoft.com/office/drawing/2014/chartex" xmlns:cx1="http://schemas.microsoft.com/office/drawing/2015/9/8/chartex" xmlns:cx2="http://schemas.microsoft.com/office/drawing/2015/10/21/chartex" xmlns:cx3="http://schemas.microsoft.com/office/drawing/2016/5/9/chartex" xmlns:cx4="http://schemas.microsoft.com/office/drawing/2016/5/10/chartex" xmlns:cx5="http://schemas.microsoft.com/office/drawing/2016/5/11/chartex" xmlns:cx6="http://schemas.microsoft.com/office/drawing/2016/5/12/chartex" xmlns:cx7="http://schemas.microsoft.com/office/drawing/2016/5/13/chartex" xmlns:cx8="http://schemas.microsoft.com/office/drawing/2016/5/14/chartex" xmlns:mc="http://schemas.openxmlformats.org/markup-compatibility/2006" xmlns:aink="http://schemas.microsoft.com/office/drawing/2016/ink" xmlns:am3d="http://schemas.microsoft.com/office/drawing/2017/model3d" xmlns:o="urn:schemas-microsoft-com:office:office" xmlns:r="http://schemas.openxmlformats.org/officeDocument/2006/relationships" xmlns:m="http://schemas.openxmlformats.org/officeDocument/2006/math" xmlns:v="urn:schemas-microsoft-com:vml" xmlns:wp14="http://schemas.microsoft.com/office/word/2010/wordprocessingDrawing" xmlns:wp="http://schemas.openxmlformats.org/drawingml/2006/wordprocessingDrawing" xmlns:w10="urn:schemas-microsoft-com:office:word" xmlns:w="http://schemas.openxmlformats.org/wordprocessingml/2006/main" xmlns:w14="http://schemas.microsoft.com/office/word/2010/wordml" xmlns:w15="http://schemas.microsoft.com/office/word/2012/wordml" xmlns:w16cex="http://schemas.microsoft.com/office/word/2018/wordml/cex" xmlns:w16cid="http://schemas.microsoft.com/office/word/2016/wordml/cid" xmlns:w16="http://schemas.microsoft.com/office/word/2018/wordml" xmlns:w16sdtdh="http://schemas.microsoft.com/office/word/2020/wordml/sdtdatahash" xmlns:w16se="http://schemas.microsoft.com/office/word/2015/wordml/symex" xmlns:wpg="http://schemas.microsoft.com/office/word/2010/wordprocessingGroup" xmlns:wpi="http://schemas.microsoft.com/office/word/2010/wordprocessingInk" xmlns:wne="http://schemas.microsoft.com/office/word/2006/wordml" xmlns:wps="http://schemas.microsoft.com/office/word/2010/wordprocessingShape"/>
 </file>
 
 <file path=word/endnotes.xml><?xml version="1.0" encoding="utf-8"?>
@@ -13720,7 +14194,7 @@
 <w:numbering xmlns:wpc="http://schemas.microsoft.com/office/word/2010/wordprocessingCanvas" xmlns:mc="http://schemas.openxmlformats.org/markup-compatibility/2006" xmlns:o="urn:schemas-microsoft-com:office:office" xmlns:r="http://schemas.openxmlformats.org/officeDocument/2006/relationships" xmlns:m="http://schemas.openxmlformats.org/officeDocument/2006/math" xmlns:v="urn:schemas-microsoft-com:vml" xmlns:wp14="http://schemas.microsoft.com/office/word/2010/wordprocessingDrawing" xmlns:wp="http://schemas.openxmlformats.org/drawingml/2006/wordprocessingDrawing" xmlns:w10="urn:schemas-microsoft-com:office:word" xmlns:w="http://schemas.openxmlformats.org/wordprocessingml/2006/main" xmlns:w14="http://schemas.microsoft.com/office/word/2010/wordml" xmlns:w15="http://schemas.microsoft.com/office/word/2012/wordml" xmlns:wpg="http://schemas.microsoft.com/office/word/2010/wordprocessingGroup" xmlns:wpi="http://schemas.microsoft.com/office/word/2010/wordprocessingInk" xmlns:wne="http://schemas.microsoft.com/office/word/2006/wordml" xmlns:wps="http://schemas.microsoft.com/office/word/2010/wordprocessingShape" mc:Ignorable="w14 w15 wp14">
   <w:abstractNum w:abstractNumId="1" w15:restartNumberingAfterBreak="0">
     <w:multiLevelType w:val="hybridMultilevel"/>
-    <w:lvl w:ilvl="0" w15:tentative="1">
+    <w:lvl w:ilvl="0" w:tentative="1">
       <w:start w:val="1"/>
       <w:numFmt w:val="bullet"/>
       <w:lvlText w:val="●"/>
@@ -13729,7 +14203,7 @@
         <w:ind w:left="720" w:hanging="360"/>
       </w:pPr>
     </w:lvl>
-    <w:lvl w:ilvl="1" w15:tentative="1">
+    <w:lvl w:ilvl="1" w:tentative="1">
       <w:start w:val="1"/>
       <w:numFmt w:val="bullet"/>
       <w:lvlText w:val="○"/>
@@ -13738,7 +14212,7 @@
         <w:ind w:left="1440" w:hanging="360"/>
       </w:pPr>
     </w:lvl>
-    <w:lvl w:ilvl="2" w15:tentative="1">
+    <w:lvl w:ilvl="2" w:tentative="1">
       <w:start w:val="1"/>
       <w:numFmt w:val="bullet"/>
       <w:lvlText w:val="■"/>
@@ -13747,7 +14221,7 @@
         <w:ind w:left="2160" w:hanging="360"/>
       </w:pPr>
     </w:lvl>
-    <w:lvl w:ilvl="3" w15:tentative="1">
+    <w:lvl w:ilvl="3" w:tentative="1">
       <w:start w:val="1"/>
       <w:numFmt w:val="bullet"/>
       <w:lvlText w:val="●"/>
@@ -13756,7 +14230,7 @@
         <w:ind w:left="2880" w:hanging="360"/>
       </w:pPr>
     </w:lvl>
-    <w:lvl w:ilvl="4" w15:tentative="1">
+    <w:lvl w:ilvl="4" w:tentative="1">
       <w:start w:val="1"/>
       <w:numFmt w:val="bullet"/>
       <w:lvlText w:val="○"/>
@@ -13765,7 +14239,7 @@
         <w:ind w:left="3600" w:hanging="360"/>
       </w:pPr>
     </w:lvl>
-    <w:lvl w:ilvl="5" w15:tentative="1">
+    <w:lvl w:ilvl="5" w:tentative="1">
       <w:start w:val="1"/>
       <w:numFmt w:val="bullet"/>
       <w:lvlText w:val="■"/>
@@ -13774,7 +14248,7 @@
         <w:ind w:left="4320" w:hanging="360"/>
       </w:pPr>
     </w:lvl>
-    <w:lvl w:ilvl="6" w15:tentative="1">
+    <w:lvl w:ilvl="6" w:tentative="1">
       <w:start w:val="1"/>
       <w:numFmt w:val="bullet"/>
       <w:lvlText w:val="●"/>
@@ -13783,7 +14257,7 @@
         <w:ind w:left="5040" w:hanging="360"/>
       </w:pPr>
     </w:lvl>
-    <w:lvl w:ilvl="7" w15:tentative="1">
+    <w:lvl w:ilvl="7" w:tentative="1">
       <w:start w:val="1"/>
       <w:numFmt w:val="bullet"/>
       <w:lvlText w:val="●"/>
@@ -13792,7 +14266,7 @@
         <w:ind w:left="5760" w:hanging="360"/>
       </w:pPr>
     </w:lvl>
-    <w:lvl w:ilvl="8" w15:tentative="1">
+    <w:lvl w:ilvl="8" w:tentative="1">
       <w:start w:val="1"/>
       <w:numFmt w:val="bullet"/>
       <w:lvlText w:val="●"/>
@@ -13804,7 +14278,7 @@
   </w:abstractNum>
   <w:abstractNum w:abstractNumId="2" w15:restartNumberingAfterBreak="0">
     <w:multiLevelType w:val="hybridMultilevel"/>
-    <w:lvl w:ilvl="0" w15:tentative="1">
+    <w:lvl w:ilvl="0" w:tentative="1">
       <w:start w:val="1"/>
       <w:numFmt w:val="bullet"/>
       <w:lvlText w:val="•"/>
@@ -13813,7 +14287,7 @@
         <w:ind w:left="420" w:hanging="250"/>
       </w:pPr>
     </w:lvl>
-    <w:lvl w:ilvl="1" w15:tentative="1">
+    <w:lvl w:ilvl="1" w:tentative="1">
       <w:start w:val="1"/>
       <w:numFmt w:val="bullet"/>
       <w:lvlText w:val="◦"/>
@@ -13822,7 +14296,7 @@
         <w:ind w:left="840" w:hanging="250"/>
       </w:pPr>
     </w:lvl>
-    <w:lvl w:ilvl="2" w15:tentative="1">
+    <w:lvl w:ilvl="2" w:tentative="1">
       <w:start w:val="1"/>
       <w:numFmt w:val="bullet"/>
       <w:lvlText w:val="▪"/>
@@ -13834,7 +14308,7 @@
   </w:abstractNum>
   <w:abstractNum w:abstractNumId="3" w15:restartNumberingAfterBreak="0">
     <w:multiLevelType w:val="hybridMultilevel"/>
-    <w:lvl w:ilvl="0" w15:tentative="1">
+    <w:lvl w:ilvl="0" w:tentative="1">
       <w:start w:val="1"/>
       <w:numFmt w:val="decimal"/>
       <w:lvlText w:val="%1."/>
@@ -13843,7 +14317,7 @@
         <w:ind w:left="440" w:hanging="280"/>
       </w:pPr>
     </w:lvl>
-    <w:lvl w:ilvl="1" w15:tentative="1">
+    <w:lvl w:ilvl="1" w:tentative="1">
       <w:start w:val="1"/>
       <w:numFmt w:val="lowerLetter"/>
       <w:lvlText w:val="%2)"/>
@@ -13884,6 +14358,10 @@
       </w:pPr>
     </w:pPrDefault>
   </w:docDefaults>
+  <w:style w:type="paragraph" w:styleId="Normal" w:default="1">
+    <w:name w:val="Normal"/>
+    <w:qFormat/>
+  </w:style>
   <w:style w:type="paragraph" w:styleId="Title">
     <w:name w:val="Title"/>
     <w:basedOn w:val="Normal"/>
@@ -14074,4 +14552,294 @@
     </w:rPr>
   </w:style>
 </w:styles>
+</file>
+
+<file path=word/theme/theme1.xml><?xml version="1.0" encoding="utf-8"?>
+<a:theme xmlns:a="http://schemas.openxmlformats.org/drawingml/2006/main" name="Office Theme">
+  <a:themeElements>
+    <a:clrScheme name="Office">
+      <a:dk1>
+        <a:sysClr val="windowText" lastClr="000000"/>
+      </a:dk1>
+      <a:lt1>
+        <a:sysClr val="window" lastClr="FFFFFF"/>
+      </a:lt1>
+      <a:dk2>
+        <a:srgbClr val="44546A"/>
+      </a:dk2>
+      <a:lt2>
+        <a:srgbClr val="E7E6E6"/>
+      </a:lt2>
+      <a:accent1>
+        <a:srgbClr val="4472C4"/>
+      </a:accent1>
+      <a:accent2>
+        <a:srgbClr val="ED7D31"/>
+      </a:accent2>
+      <a:accent3>
+        <a:srgbClr val="A5A5A5"/>
+      </a:accent3>
+      <a:accent4>
+        <a:srgbClr val="FFC000"/>
+      </a:accent4>
+      <a:accent5>
+        <a:srgbClr val="5B9BD5"/>
+      </a:accent5>
+      <a:accent6>
+        <a:srgbClr val="70AD47"/>
+      </a:accent6>
+      <a:hlink>
+        <a:srgbClr val="0563C1"/>
+      </a:hlink>
+      <a:folHlink>
+        <a:srgbClr val="954F72"/>
+      </a:folHlink>
+    </a:clrScheme>
+    <a:fontScheme name="Office">
+      <a:majorFont>
+        <a:latin typeface="Calibri Light" panose="020F0302020204030204"/>
+        <a:ea typeface=""/>
+        <a:cs typeface=""/>
+        <a:font script="Jpan" typeface="游ゴシック Light"/>
+        <a:font script="Hang" typeface="맑은 고딕"/>
+        <a:font script="Hans" typeface="等线 Light"/>
+        <a:font script="Hant" typeface="新細明體"/>
+        <a:font script="Arab" typeface="Times New Roman"/>
+        <a:font script="Hebr" typeface="Times New Roman"/>
+        <a:font script="Thai" typeface="Angsana New"/>
+        <a:font script="Ethi" typeface="Nyala"/>
+        <a:font script="Beng" typeface="Vrinda"/>
+        <a:font script="Gujr" typeface="Shruti"/>
+        <a:font script="Khmr" typeface="MoolBoran"/>
+        <a:font script="Knda" typeface="Tunga"/>
+        <a:font script="Guru" typeface="Raavi"/>
+        <a:font script="Cans" typeface="Euphemia"/>
+        <a:font script="Cher" typeface="Plantagenet Cherokee"/>
+        <a:font script="Yiii" typeface="Microsoft Yi Baiti"/>
+        <a:font script="Tibt" typeface="Microsoft Himalaya"/>
+        <a:font script="Thaa" typeface="MV Boli"/>
+        <a:font script="Deva" typeface="Mangal"/>
+        <a:font script="Telu" typeface="Gautami"/>
+        <a:font script="Taml" typeface="Latha"/>
+        <a:font script="Syrc" typeface="Estrangelo Edessa"/>
+        <a:font script="Orya" typeface="Kalinga"/>
+        <a:font script="Mlym" typeface="Kartika"/>
+        <a:font script="Laoo" typeface="DokChampa"/>
+        <a:font script="Sinh" typeface="Iskoola Pota"/>
+        <a:font script="Mong" typeface="Mongolian Baiti"/>
+        <a:font script="Viet" typeface="Times New Roman"/>
+        <a:font script="Uigh" typeface="Microsoft Uighur"/>
+        <a:font script="Geor" typeface="Sylfaen"/>
+        <a:font script="Armn" typeface="Arial"/>
+        <a:font script="Bugi" typeface="Leelawadee UI"/>
+        <a:font script="Bopo" typeface="Microsoft JhengHei"/>
+        <a:font script="Java" typeface="Javanese Text"/>
+        <a:font script="Lisu" typeface="Segoe UI"/>
+        <a:font script="Mymr" typeface="Myanmar Text"/>
+        <a:font script="Nkoo" typeface="Ebrima"/>
+        <a:font script="Olck" typeface="Nirmala UI"/>
+        <a:font script="Osma" typeface="Ebrima"/>
+        <a:font script="Phag" typeface="Phagspa"/>
+        <a:font script="Syrn" typeface="Estrangelo Edessa"/>
+        <a:font script="Syrj" typeface="Estrangelo Edessa"/>
+        <a:font script="Syre" typeface="Estrangelo Edessa"/>
+        <a:font script="Sora" typeface="Nirmala UI"/>
+        <a:font script="Tale" typeface="Microsoft Tai Le"/>
+        <a:font script="Talu" typeface="Microsoft New Tai Lue"/>
+        <a:font script="Tfng" typeface="Ebrima"/>
+      </a:majorFont>
+      <a:minorFont>
+        <a:latin typeface="Calibri" panose="020F0502020204030204"/>
+        <a:ea typeface=""/>
+        <a:cs typeface=""/>
+        <a:font script="Jpan" typeface="游明朝"/>
+        <a:font script="Hang" typeface="맑은 고딕"/>
+        <a:font script="Hans" typeface="等线"/>
+        <a:font script="Hant" typeface="新細明體"/>
+        <a:font script="Arab" typeface="Arial"/>
+        <a:font script="Hebr" typeface="Arial"/>
+        <a:font script="Thai" typeface="Cordia New"/>
+        <a:font script="Ethi" typeface="Nyala"/>
+        <a:font script="Beng" typeface="Vrinda"/>
+        <a:font script="Gujr" typeface="Shruti"/>
+        <a:font script="Khmr" typeface="DaunPenh"/>
+        <a:font script="Knda" typeface="Tunga"/>
+        <a:font script="Guru" typeface="Raavi"/>
+        <a:font script="Cans" typeface="Euphemia"/>
+        <a:font script="Cher" typeface="Plantagenet Cherokee"/>
+        <a:font script="Yiii" typeface="Microsoft Yi Baiti"/>
+        <a:font script="Tibt" typeface="Microsoft Himalaya"/>
+        <a:font script="Thaa" typeface="MV Boli"/>
+        <a:font script="Deva" typeface="Mangal"/>
+        <a:font script="Telu" typeface="Gautami"/>
+        <a:font script="Taml" typeface="Latha"/>
+        <a:font script="Syrc" typeface="Estrangelo Edessa"/>
+        <a:font script="Orya" typeface="Kalinga"/>
+        <a:font script="Mlym" typeface="Kartika"/>
+        <a:font script="Laoo" typeface="DokChampa"/>
+        <a:font script="Sinh" typeface="Iskoola Pota"/>
+        <a:font script="Mong" typeface="Mongolian Baiti"/>
+        <a:font script="Viet" typeface="Arial"/>
+        <a:font script="Uigh" typeface="Microsoft Uighur"/>
+        <a:font script="Geor" typeface="Sylfaen"/>
+        <a:font script="Armn" typeface="Arial"/>
+        <a:font script="Bugi" typeface="Leelawadee UI"/>
+        <a:font script="Bopo" typeface="Microsoft JhengHei"/>
+        <a:font script="Java" typeface="Javanese Text"/>
+        <a:font script="Lisu" typeface="Segoe UI"/>
+        <a:font script="Mymr" typeface="Myanmar Text"/>
+        <a:font script="Nkoo" typeface="Ebrima"/>
+        <a:font script="Olck" typeface="Nirmala UI"/>
+        <a:font script="Osma" typeface="Ebrima"/>
+        <a:font script="Phag" typeface="Phagspa"/>
+        <a:font script="Syrn" typeface="Estrangelo Edessa"/>
+        <a:font script="Syrj" typeface="Estrangelo Edessa"/>
+        <a:font script="Syre" typeface="Estrangelo Edessa"/>
+        <a:font script="Sora" typeface="Nirmala UI"/>
+        <a:font script="Tale" typeface="Microsoft Tai Le"/>
+        <a:font script="Talu" typeface="Microsoft New Tai Lue"/>
+        <a:font script="Tfng" typeface="Ebrima"/>
+      </a:minorFont>
+    </a:fontScheme>
+    <a:fmtScheme name="Office">
+      <a:fillStyleLst>
+        <a:solidFill>
+          <a:schemeClr val="phClr"/>
+        </a:solidFill>
+        <a:gradFill rotWithShape="true">
+          <a:gsLst>
+            <a:gs pos="0">
+              <a:schemeClr val="phClr">
+                <a:lumMod val="110000"/>
+                <a:satMod val="105000"/>
+                <a:tint val="67000"/>
+              </a:schemeClr>
+            </a:gs>
+            <a:gs pos="50000">
+              <a:schemeClr val="phClr">
+                <a:lumMod val="105000"/>
+                <a:satMod val="103000"/>
+                <a:tint val="73000"/>
+              </a:schemeClr>
+            </a:gs>
+            <a:gs pos="100000">
+              <a:schemeClr val="phClr">
+                <a:lumMod val="105000"/>
+                <a:satMod val="109000"/>
+                <a:tint val="81000"/>
+              </a:schemeClr>
+            </a:gs>
+          </a:gsLst>
+          <a:lin ang="5400000" scaled="false"/>
+        </a:gradFill>
+        <a:gradFill rotWithShape="true">
+          <a:gsLst>
+            <a:gs pos="0">
+              <a:schemeClr val="phClr">
+                <a:satMod val="103000"/>
+                <a:lumMod val="102000"/>
+                <a:tint val="94000"/>
+              </a:schemeClr>
+            </a:gs>
+            <a:gs pos="50000">
+              <a:schemeClr val="phClr">
+                <a:satMod val="110000"/>
+                <a:lumMod val="100000"/>
+                <a:shade val="100000"/>
+              </a:schemeClr>
+            </a:gs>
+            <a:gs pos="100000">
+              <a:schemeClr val="phClr">
+                <a:lumMod val="99000"/>
+                <a:satMod val="120000"/>
+                <a:shade val="78000"/>
+              </a:schemeClr>
+            </a:gs>
+          </a:gsLst>
+          <a:lin ang="5400000" scaled="false"/>
+        </a:gradFill>
+      </a:fillStyleLst>
+      <a:lnStyleLst>
+        <a:ln w="6350" cap="flat" cmpd="sng" algn="ctr">
+          <a:solidFill>
+            <a:schemeClr val="phClr"/>
+          </a:solidFill>
+          <a:prstDash val="solid"/>
+          <a:miter lim="800000"/>
+        </a:ln>
+        <a:ln w="12700" cap="flat" cmpd="sng" algn="ctr">
+          <a:solidFill>
+            <a:schemeClr val="phClr"/>
+          </a:solidFill>
+          <a:prstDash val="solid"/>
+          <a:miter lim="800000"/>
+        </a:ln>
+        <a:ln w="19050" cap="flat" cmpd="sng" algn="ctr">
+          <a:solidFill>
+            <a:schemeClr val="phClr"/>
+          </a:solidFill>
+          <a:prstDash val="solid"/>
+          <a:miter lim="800000"/>
+        </a:ln>
+      </a:lnStyleLst>
+      <a:effectStyleLst>
+        <a:effectStyle>
+          <a:effectLst/>
+        </a:effectStyle>
+        <a:effectStyle>
+          <a:effectLst/>
+        </a:effectStyle>
+        <a:effectStyle>
+          <a:effectLst>
+            <a:outerShdw blurRad="57150" dist="19050" dir="5400000" algn="ctr" rotWithShape="false">
+              <a:srgbClr val="000000">
+                <a:alpha val="63000"/>
+              </a:srgbClr>
+            </a:outerShdw>
+          </a:effectLst>
+        </a:effectStyle>
+      </a:effectStyleLst>
+      <a:bgFillStyleLst>
+        <a:solidFill>
+          <a:schemeClr val="phClr"/>
+        </a:solidFill>
+        <a:solidFill>
+          <a:schemeClr val="phClr">
+            <a:tint val="95000"/>
+            <a:satMod val="170000"/>
+          </a:schemeClr>
+        </a:solidFill>
+        <a:gradFill rotWithShape="true">
+          <a:gsLst>
+            <a:gs pos="0">
+              <a:schemeClr val="phClr">
+                <a:tint val="93000"/>
+                <a:satMod val="150000"/>
+                <a:shade val="98000"/>
+                <a:lumMod val="102000"/>
+              </a:schemeClr>
+            </a:gs>
+            <a:gs pos="50000">
+              <a:schemeClr val="phClr">
+                <a:tint val="98000"/>
+                <a:satMod val="130000"/>
+                <a:shade val="90000"/>
+                <a:lumMod val="103000"/>
+              </a:schemeClr>
+            </a:gs>
+            <a:gs pos="100000">
+              <a:schemeClr val="phClr">
+                <a:shade val="63000"/>
+                <a:satMod val="120000"/>
+              </a:schemeClr>
+            </a:gs>
+          </a:gsLst>
+          <a:lin ang="5400000" scaled="false"/>
+        </a:gradFill>
+      </a:bgFillStyleLst>
+    </a:fmtScheme>
+  </a:themeElements>
+  <a:objectDefaults/>
+  <a:extraClrSchemeLst/>
+</a:theme>
 </file>
--- a/docs/DOC-02_Requisitos.docx
+++ b/docs/DOC-02_Requisitos.docx
@@ -149,7 +149,7 @@
                 <w:sz w:val="19"/>
                 <w:szCs w:val="19"/>
               </w:rPr>
-              <w:t xml:space="preserve">Lumen (nome de trabalho, sujeito a verificação de disponibilidade)</w:t>
+              <w:t xml:space="preserve">Lumen</w:t>
             </w:r>
           </w:p>
         </w:tc>
@@ -425,9 +425,11 @@
         <w:keepLines/>
         <w:spacing w:after="160" w:before="380"/>
       </w:pPr>
+      <w:bookmarkStart w:name="_Toc1" w:id="1"/>
       <w:r>
         <w:t xml:space="preserve">Sumário</w:t>
       </w:r>
+      <w:bookmarkEnd w:id="1"/>
     </w:p>
     <w:p>
       <w:pPr>
@@ -452,11 +454,463 @@
       </w:sdtPr>
       <w:sdtContent>
         <w:p>
+          <w:pPr>
+            <w:pStyle w:val="TOC1"/>
+            <w:tabs>
+              <w:tab w:val="right" w:pos="9638" w:leader="dot"/>
+            </w:tabs>
+          </w:pPr>
           <w:r>
             <w:fldChar w:fldCharType="begin" w:dirty="true"/>
             <w:instrText xml:space="preserve">TOC \h \o "1-3"</w:instrText>
             <w:fldChar w:fldCharType="separate"/>
           </w:r>
+          <w:hyperlink w:history="1" w:anchor="_Toc1">
+            <w:r>
+              <w:t xml:space="preserve">Sumário</w:t>
+            </w:r>
+            <w:r>
+              <w:tab/>
+            </w:r>
+            <w:r>
+              <w:fldChar w:fldCharType="begin" w:dirty="true"/>
+              <w:instrText xml:space="preserve">PAGEREF _Toc1 \h</w:instrText>
+              <w:fldChar w:fldCharType="separate"/>
+              <w:fldChar w:fldCharType="end"/>
+            </w:r>
+          </w:hyperlink>
+        </w:p>
+        <w:p>
+          <w:pPr>
+            <w:pStyle w:val="TOC1"/>
+            <w:tabs>
+              <w:tab w:val="right" w:pos="9638" w:leader="dot"/>
+            </w:tabs>
+          </w:pPr>
+          <w:hyperlink w:history="1" w:anchor="_Toc2">
+            <w:r>
+              <w:t xml:space="preserve">1. Como ler este documento</w:t>
+            </w:r>
+            <w:r>
+              <w:tab/>
+            </w:r>
+            <w:r>
+              <w:fldChar w:fldCharType="begin" w:dirty="true"/>
+              <w:instrText xml:space="preserve">PAGEREF _Toc2 \h</w:instrText>
+              <w:fldChar w:fldCharType="separate"/>
+              <w:fldChar w:fldCharType="end"/>
+            </w:r>
+          </w:hyperlink>
+        </w:p>
+        <w:p>
+          <w:pPr>
+            <w:pStyle w:val="TOC1"/>
+            <w:tabs>
+              <w:tab w:val="right" w:pos="9638" w:leader="dot"/>
+            </w:tabs>
+          </w:pPr>
+          <w:hyperlink w:history="1" w:anchor="_Toc3">
+            <w:r>
+              <w:t xml:space="preserve">2. Requisitos funcionais</w:t>
+            </w:r>
+            <w:r>
+              <w:tab/>
+            </w:r>
+            <w:r>
+              <w:fldChar w:fldCharType="begin" w:dirty="true"/>
+              <w:instrText xml:space="preserve">PAGEREF _Toc3 \h</w:instrText>
+              <w:fldChar w:fldCharType="separate"/>
+              <w:fldChar w:fldCharType="end"/>
+            </w:r>
+          </w:hyperlink>
+        </w:p>
+        <w:p>
+          <w:pPr>
+            <w:pStyle w:val="TOC2"/>
+            <w:tabs>
+              <w:tab w:val="right" w:pos="9638" w:leader="dot"/>
+            </w:tabs>
+            <w:ind w:left="220"/>
+          </w:pPr>
+          <w:hyperlink w:history="1" w:anchor="_Toc4">
+            <w:r>
+              <w:t xml:space="preserve">2.1 Módulo de Coleta</w:t>
+            </w:r>
+            <w:r>
+              <w:tab/>
+            </w:r>
+            <w:r>
+              <w:fldChar w:fldCharType="begin" w:dirty="true"/>
+              <w:instrText xml:space="preserve">PAGEREF _Toc4 \h</w:instrText>
+              <w:fldChar w:fldCharType="separate"/>
+              <w:fldChar w:fldCharType="end"/>
+            </w:r>
+          </w:hyperlink>
+        </w:p>
+        <w:p>
+          <w:pPr>
+            <w:pStyle w:val="TOC2"/>
+            <w:tabs>
+              <w:tab w:val="right" w:pos="9638" w:leader="dot"/>
+            </w:tabs>
+            <w:ind w:left="220"/>
+          </w:pPr>
+          <w:hyperlink w:history="1" w:anchor="_Toc5">
+            <w:r>
+              <w:t xml:space="preserve">2.2 Módulo de Normalização</w:t>
+            </w:r>
+            <w:r>
+              <w:tab/>
+            </w:r>
+            <w:r>
+              <w:fldChar w:fldCharType="begin" w:dirty="true"/>
+              <w:instrText xml:space="preserve">PAGEREF _Toc5 \h</w:instrText>
+              <w:fldChar w:fldCharType="separate"/>
+              <w:fldChar w:fldCharType="end"/>
+            </w:r>
+          </w:hyperlink>
+        </w:p>
+        <w:p>
+          <w:pPr>
+            <w:pStyle w:val="TOC2"/>
+            <w:tabs>
+              <w:tab w:val="right" w:pos="9638" w:leader="dot"/>
+            </w:tabs>
+            <w:ind w:left="220"/>
+          </w:pPr>
+          <w:hyperlink w:history="1" w:anchor="_Toc6">
+            <w:r>
+              <w:t xml:space="preserve">2.3 Módulo de Enriquecimento</w:t>
+            </w:r>
+            <w:r>
+              <w:tab/>
+            </w:r>
+            <w:r>
+              <w:fldChar w:fldCharType="begin" w:dirty="true"/>
+              <w:instrText xml:space="preserve">PAGEREF _Toc6 \h</w:instrText>
+              <w:fldChar w:fldCharType="separate"/>
+              <w:fldChar w:fldCharType="end"/>
+            </w:r>
+          </w:hyperlink>
+        </w:p>
+        <w:p>
+          <w:pPr>
+            <w:pStyle w:val="TOC2"/>
+            <w:tabs>
+              <w:tab w:val="right" w:pos="9638" w:leader="dot"/>
+            </w:tabs>
+            <w:ind w:left="220"/>
+          </w:pPr>
+          <w:hyperlink w:history="1" w:anchor="_Toc7">
+            <w:r>
+              <w:t xml:space="preserve">2.4 Módulo de Detecção</w:t>
+            </w:r>
+            <w:r>
+              <w:tab/>
+            </w:r>
+            <w:r>
+              <w:fldChar w:fldCharType="begin" w:dirty="true"/>
+              <w:instrText xml:space="preserve">PAGEREF _Toc7 \h</w:instrText>
+              <w:fldChar w:fldCharType="separate"/>
+              <w:fldChar w:fldCharType="end"/>
+            </w:r>
+          </w:hyperlink>
+        </w:p>
+        <w:p>
+          <w:pPr>
+            <w:pStyle w:val="TOC2"/>
+            <w:tabs>
+              <w:tab w:val="right" w:pos="9638" w:leader="dot"/>
+            </w:tabs>
+            <w:ind w:left="220"/>
+          </w:pPr>
+          <w:hyperlink w:history="1" w:anchor="_Toc8">
+            <w:r>
+              <w:t xml:space="preserve">2.5 Módulo de Conformidade de Transparência</w:t>
+            </w:r>
+            <w:r>
+              <w:tab/>
+            </w:r>
+            <w:r>
+              <w:fldChar w:fldCharType="begin" w:dirty="true"/>
+              <w:instrText xml:space="preserve">PAGEREF _Toc8 \h</w:instrText>
+              <w:fldChar w:fldCharType="separate"/>
+              <w:fldChar w:fldCharType="end"/>
+            </w:r>
+          </w:hyperlink>
+        </w:p>
+        <w:p>
+          <w:pPr>
+            <w:pStyle w:val="TOC2"/>
+            <w:tabs>
+              <w:tab w:val="right" w:pos="9638" w:leader="dot"/>
+            </w:tabs>
+            <w:ind w:left="220"/>
+          </w:pPr>
+          <w:hyperlink w:history="1" w:anchor="_Toc9">
+            <w:r>
+              <w:t xml:space="preserve">2.6 Módulo de Publicação</w:t>
+            </w:r>
+            <w:r>
+              <w:tab/>
+            </w:r>
+            <w:r>
+              <w:fldChar w:fldCharType="begin" w:dirty="true"/>
+              <w:instrText xml:space="preserve">PAGEREF _Toc9 \h</w:instrText>
+              <w:fldChar w:fldCharType="separate"/>
+              <w:fldChar w:fldCharType="end"/>
+            </w:r>
+          </w:hyperlink>
+        </w:p>
+        <w:p>
+          <w:pPr>
+            <w:pStyle w:val="TOC2"/>
+            <w:tabs>
+              <w:tab w:val="right" w:pos="9638" w:leader="dot"/>
+            </w:tabs>
+            <w:ind w:left="220"/>
+          </w:pPr>
+          <w:hyperlink w:history="1" w:anchor="_Toc10">
+            <w:r>
+              <w:t xml:space="preserve">2.7 Módulo de Direito de Resposta</w:t>
+            </w:r>
+            <w:r>
+              <w:tab/>
+            </w:r>
+            <w:r>
+              <w:fldChar w:fldCharType="begin" w:dirty="true"/>
+              <w:instrText xml:space="preserve">PAGEREF _Toc10 \h</w:instrText>
+              <w:fldChar w:fldCharType="separate"/>
+              <w:fldChar w:fldCharType="end"/>
+            </w:r>
+          </w:hyperlink>
+        </w:p>
+        <w:p>
+          <w:pPr>
+            <w:pStyle w:val="TOC2"/>
+            <w:tabs>
+              <w:tab w:val="right" w:pos="9638" w:leader="dot"/>
+            </w:tabs>
+            <w:ind w:left="220"/>
+          </w:pPr>
+          <w:hyperlink w:history="1" w:anchor="_Toc11">
+            <w:r>
+              <w:t xml:space="preserve">2.8 Módulo de Administração</w:t>
+            </w:r>
+            <w:r>
+              <w:tab/>
+            </w:r>
+            <w:r>
+              <w:fldChar w:fldCharType="begin" w:dirty="true"/>
+              <w:instrText xml:space="preserve">PAGEREF _Toc11 \h</w:instrText>
+              <w:fldChar w:fldCharType="separate"/>
+              <w:fldChar w:fldCharType="end"/>
+            </w:r>
+          </w:hyperlink>
+        </w:p>
+        <w:p>
+          <w:pPr>
+            <w:pStyle w:val="TOC1"/>
+            <w:tabs>
+              <w:tab w:val="right" w:pos="9638" w:leader="dot"/>
+            </w:tabs>
+          </w:pPr>
+          <w:hyperlink w:history="1" w:anchor="_Toc12">
+            <w:r>
+              <w:t xml:space="preserve">3. Requisitos não-funcionais</w:t>
+            </w:r>
+            <w:r>
+              <w:tab/>
+            </w:r>
+            <w:r>
+              <w:fldChar w:fldCharType="begin" w:dirty="true"/>
+              <w:instrText xml:space="preserve">PAGEREF _Toc12 \h</w:instrText>
+              <w:fldChar w:fldCharType="separate"/>
+              <w:fldChar w:fldCharType="end"/>
+            </w:r>
+          </w:hyperlink>
+        </w:p>
+        <w:p>
+          <w:pPr>
+            <w:pStyle w:val="TOC2"/>
+            <w:tabs>
+              <w:tab w:val="right" w:pos="9638" w:leader="dot"/>
+            </w:tabs>
+            <w:ind w:left="220"/>
+          </w:pPr>
+          <w:hyperlink w:history="1" w:anchor="_Toc13">
+            <w:r>
+              <w:t xml:space="preserve">3.1 Desempenho e escala</w:t>
+            </w:r>
+            <w:r>
+              <w:tab/>
+            </w:r>
+            <w:r>
+              <w:fldChar w:fldCharType="begin" w:dirty="true"/>
+              <w:instrText xml:space="preserve">PAGEREF _Toc13 \h</w:instrText>
+              <w:fldChar w:fldCharType="separate"/>
+              <w:fldChar w:fldCharType="end"/>
+            </w:r>
+          </w:hyperlink>
+        </w:p>
+        <w:p>
+          <w:pPr>
+            <w:pStyle w:val="TOC2"/>
+            <w:tabs>
+              <w:tab w:val="right" w:pos="9638" w:leader="dot"/>
+            </w:tabs>
+            <w:ind w:left="220"/>
+          </w:pPr>
+          <w:hyperlink w:history="1" w:anchor="_Toc14">
+            <w:r>
+              <w:t xml:space="preserve">3.2 Confiabilidade e operação</w:t>
+            </w:r>
+            <w:r>
+              <w:tab/>
+            </w:r>
+            <w:r>
+              <w:fldChar w:fldCharType="begin" w:dirty="true"/>
+              <w:instrText xml:space="preserve">PAGEREF _Toc14 \h</w:instrText>
+              <w:fldChar w:fldCharType="separate"/>
+              <w:fldChar w:fldCharType="end"/>
+            </w:r>
+          </w:hyperlink>
+        </w:p>
+        <w:p>
+          <w:pPr>
+            <w:pStyle w:val="TOC2"/>
+            <w:tabs>
+              <w:tab w:val="right" w:pos="9638" w:leader="dot"/>
+            </w:tabs>
+            <w:ind w:left="220"/>
+          </w:pPr>
+          <w:hyperlink w:history="1" w:anchor="_Toc15">
+            <w:r>
+              <w:t xml:space="preserve">3.3 Segurança</w:t>
+            </w:r>
+            <w:r>
+              <w:tab/>
+            </w:r>
+            <w:r>
+              <w:fldChar w:fldCharType="begin" w:dirty="true"/>
+              <w:instrText xml:space="preserve">PAGEREF _Toc15 \h</w:instrText>
+              <w:fldChar w:fldCharType="separate"/>
+              <w:fldChar w:fldCharType="end"/>
+            </w:r>
+          </w:hyperlink>
+        </w:p>
+        <w:p>
+          <w:pPr>
+            <w:pStyle w:val="TOC2"/>
+            <w:tabs>
+              <w:tab w:val="right" w:pos="9638" w:leader="dot"/>
+            </w:tabs>
+            <w:ind w:left="220"/>
+          </w:pPr>
+          <w:hyperlink w:history="1" w:anchor="_Toc16">
+            <w:r>
+              <w:t xml:space="preserve">3.4 Privacidade e conformidade legal</w:t>
+            </w:r>
+            <w:r>
+              <w:tab/>
+            </w:r>
+            <w:r>
+              <w:fldChar w:fldCharType="begin" w:dirty="true"/>
+              <w:instrText xml:space="preserve">PAGEREF _Toc16 \h</w:instrText>
+              <w:fldChar w:fldCharType="separate"/>
+              <w:fldChar w:fldCharType="end"/>
+            </w:r>
+          </w:hyperlink>
+        </w:p>
+        <w:p>
+          <w:pPr>
+            <w:pStyle w:val="TOC2"/>
+            <w:tabs>
+              <w:tab w:val="right" w:pos="9638" w:leader="dot"/>
+            </w:tabs>
+            <w:ind w:left="220"/>
+          </w:pPr>
+          <w:hyperlink w:history="1" w:anchor="_Toc17">
+            <w:r>
+              <w:t xml:space="preserve">3.5 Auditabilidade e reprodutibilidade</w:t>
+            </w:r>
+            <w:r>
+              <w:tab/>
+            </w:r>
+            <w:r>
+              <w:fldChar w:fldCharType="begin" w:dirty="true"/>
+              <w:instrText xml:space="preserve">PAGEREF _Toc17 \h</w:instrText>
+              <w:fldChar w:fldCharType="separate"/>
+              <w:fldChar w:fldCharType="end"/>
+            </w:r>
+          </w:hyperlink>
+        </w:p>
+        <w:p>
+          <w:pPr>
+            <w:pStyle w:val="TOC2"/>
+            <w:tabs>
+              <w:tab w:val="right" w:pos="9638" w:leader="dot"/>
+            </w:tabs>
+            <w:ind w:left="220"/>
+          </w:pPr>
+          <w:hyperlink w:history="1" w:anchor="_Toc18">
+            <w:r>
+              <w:t xml:space="preserve">3.6 Manutenibilidade e custo</w:t>
+            </w:r>
+            <w:r>
+              <w:tab/>
+            </w:r>
+            <w:r>
+              <w:fldChar w:fldCharType="begin" w:dirty="true"/>
+              <w:instrText xml:space="preserve">PAGEREF _Toc18 \h</w:instrText>
+              <w:fldChar w:fldCharType="separate"/>
+              <w:fldChar w:fldCharType="end"/>
+            </w:r>
+          </w:hyperlink>
+        </w:p>
+        <w:p>
+          <w:pPr>
+            <w:pStyle w:val="TOC1"/>
+            <w:tabs>
+              <w:tab w:val="right" w:pos="9638" w:leader="dot"/>
+            </w:tabs>
+          </w:pPr>
+          <w:hyperlink w:history="1" w:anchor="_Toc19">
+            <w:r>
+              <w:t xml:space="preserve">4. Matriz de rastreabilidade</w:t>
+            </w:r>
+            <w:r>
+              <w:tab/>
+            </w:r>
+            <w:r>
+              <w:fldChar w:fldCharType="begin" w:dirty="true"/>
+              <w:instrText xml:space="preserve">PAGEREF _Toc19 \h</w:instrText>
+              <w:fldChar w:fldCharType="separate"/>
+              <w:fldChar w:fldCharType="end"/>
+            </w:r>
+          </w:hyperlink>
+        </w:p>
+        <w:p>
+          <w:pPr>
+            <w:pStyle w:val="TOC1"/>
+            <w:tabs>
+              <w:tab w:val="right" w:pos="9638" w:leader="dot"/>
+            </w:tabs>
+          </w:pPr>
+          <w:hyperlink w:history="1" w:anchor="_Toc20">
+            <w:r>
+              <w:t xml:space="preserve">5. Critérios de aceitação da versão 1.0</w:t>
+            </w:r>
+            <w:r>
+              <w:tab/>
+            </w:r>
+            <w:r>
+              <w:fldChar w:fldCharType="begin" w:dirty="true"/>
+              <w:instrText xml:space="preserve">PAGEREF _Toc20 \h</w:instrText>
+              <w:fldChar w:fldCharType="separate"/>
+              <w:fldChar w:fldCharType="end"/>
+            </w:r>
+          </w:hyperlink>
         </w:p>
         <w:p>
           <w:r>
@@ -477,9 +931,11 @@
         <w:keepLines/>
         <w:spacing w:after="160" w:before="380"/>
       </w:pPr>
+      <w:bookmarkStart w:name="_Toc2" w:id="2"/>
       <w:r>
         <w:t xml:space="preserve">1. Como ler este documento</w:t>
       </w:r>
+      <w:bookmarkEnd w:id="2"/>
     </w:p>
     <w:p>
       <w:pPr>
@@ -1402,9 +1858,11 @@
         <w:keepLines/>
         <w:spacing w:after="160" w:before="380"/>
       </w:pPr>
+      <w:bookmarkStart w:name="_Toc3" w:id="3"/>
       <w:r>
         <w:t xml:space="preserve">2. Requisitos funcionais</w:t>
       </w:r>
+      <w:bookmarkEnd w:id="3"/>
     </w:p>
     <w:p>
       <w:pPr>
@@ -1413,9 +1871,11 @@
         <w:keepLines/>
         <w:spacing w:after="120" w:before="280"/>
       </w:pPr>
+      <w:bookmarkStart w:name="_Toc4" w:id="4"/>
       <w:r>
         <w:t xml:space="preserve">2.1 Módulo de Coleta</w:t>
       </w:r>
+      <w:bookmarkEnd w:id="4"/>
     </w:p>
     <w:tbl>
       <w:tblPr>
@@ -3079,9 +3539,11 @@
         <w:keepLines/>
         <w:spacing w:after="120" w:before="280"/>
       </w:pPr>
+      <w:bookmarkStart w:name="_Toc5" w:id="5"/>
       <w:r>
         <w:t xml:space="preserve">2.2 Módulo de Normalização</w:t>
       </w:r>
+      <w:bookmarkEnd w:id="5"/>
     </w:p>
     <w:tbl>
       <w:tblPr>
@@ -4229,9 +4691,11 @@
         <w:keepLines/>
         <w:spacing w:after="120" w:before="280"/>
       </w:pPr>
+      <w:bookmarkStart w:name="_Toc6" w:id="6"/>
       <w:r>
         <w:t xml:space="preserve">2.3 Módulo de Enriquecimento</w:t>
       </w:r>
+      <w:bookmarkEnd w:id="6"/>
     </w:p>
     <w:tbl>
       <w:tblPr>
@@ -5035,9 +5499,11 @@
         <w:keepLines/>
         <w:spacing w:after="120" w:before="280"/>
       </w:pPr>
+      <w:bookmarkStart w:name="_Toc7" w:id="7"/>
       <w:r>
         <w:t xml:space="preserve">2.4 Módulo de Detecção</w:t>
       </w:r>
+      <w:bookmarkEnd w:id="7"/>
     </w:p>
     <w:tbl>
       <w:tblPr>
@@ -6873,9 +7339,11 @@
         <w:keepLines/>
         <w:spacing w:after="120" w:before="280"/>
       </w:pPr>
+      <w:bookmarkStart w:name="_Toc8" w:id="8"/>
       <w:r>
         <w:t xml:space="preserve">2.5 Módulo de Conformidade de Transparência</w:t>
       </w:r>
+      <w:bookmarkEnd w:id="8"/>
     </w:p>
     <w:tbl>
       <w:tblPr>
@@ -7679,9 +8147,11 @@
         <w:keepLines/>
         <w:spacing w:after="120" w:before="280"/>
       </w:pPr>
+      <w:bookmarkStart w:name="_Toc9" w:id="9"/>
       <w:r>
         <w:t xml:space="preserve">2.6 Módulo de Publicação</w:t>
       </w:r>
+      <w:bookmarkEnd w:id="9"/>
     </w:p>
     <w:tbl>
       <w:tblPr>
@@ -8829,9 +9299,11 @@
         <w:keepLines/>
         <w:spacing w:after="120" w:before="280"/>
       </w:pPr>
+      <w:bookmarkStart w:name="_Toc10" w:id="10"/>
       <w:r>
         <w:t xml:space="preserve">2.7 Módulo de Direito de Resposta</w:t>
       </w:r>
+      <w:bookmarkEnd w:id="10"/>
     </w:p>
     <w:tbl>
       <w:tblPr>
@@ -9549,9 +10021,11 @@
         <w:keepLines/>
         <w:spacing w:after="120" w:before="280"/>
       </w:pPr>
+      <w:bookmarkStart w:name="_Toc11" w:id="11"/>
       <w:r>
         <w:t xml:space="preserve">2.8 Módulo de Administração</w:t>
       </w:r>
+      <w:bookmarkEnd w:id="11"/>
     </w:p>
     <w:tbl>
       <w:tblPr>
@@ -10360,9 +10834,11 @@
         <w:keepLines/>
         <w:spacing w:after="160" w:before="380"/>
       </w:pPr>
+      <w:bookmarkStart w:name="_Toc12" w:id="12"/>
       <w:r>
         <w:t xml:space="preserve">3. Requisitos não-funcionais</w:t>
       </w:r>
+      <w:bookmarkEnd w:id="12"/>
     </w:p>
     <w:p>
       <w:pPr>
@@ -10371,9 +10847,11 @@
         <w:keepLines/>
         <w:spacing w:after="120" w:before="280"/>
       </w:pPr>
+      <w:bookmarkStart w:name="_Toc13" w:id="13"/>
       <w:r>
         <w:t xml:space="preserve">3.1 Desempenho e escala</w:t>
       </w:r>
+      <w:bookmarkEnd w:id="13"/>
     </w:p>
     <w:tbl>
       <w:tblPr>
@@ -11005,9 +11483,11 @@
         <w:keepLines/>
         <w:spacing w:after="120" w:before="280"/>
       </w:pPr>
+      <w:bookmarkStart w:name="_Toc14" w:id="14"/>
       <w:r>
         <w:t xml:space="preserve">3.2 Confiabilidade e operação</w:t>
       </w:r>
+      <w:bookmarkEnd w:id="14"/>
     </w:p>
     <w:tbl>
       <w:tblPr>
@@ -11553,9 +12033,11 @@
         <w:keepLines/>
         <w:spacing w:after="120" w:before="280"/>
       </w:pPr>
+      <w:bookmarkStart w:name="_Toc15" w:id="15"/>
       <w:r>
         <w:t xml:space="preserve">3.3 Segurança</w:t>
       </w:r>
+      <w:bookmarkEnd w:id="15"/>
     </w:p>
     <w:tbl>
       <w:tblPr>
@@ -11996,9 +12478,11 @@
         <w:keepLines/>
         <w:spacing w:after="120" w:before="280"/>
       </w:pPr>
+      <w:bookmarkStart w:name="_Toc16" w:id="16"/>
       <w:r>
         <w:t xml:space="preserve">3.4 Privacidade e conformidade legal</w:t>
       </w:r>
+      <w:bookmarkEnd w:id="16"/>
     </w:p>
     <w:tbl>
       <w:tblPr>
@@ -12380,9 +12864,11 @@
         <w:keepLines/>
         <w:spacing w:after="120" w:before="280"/>
       </w:pPr>
+      <w:bookmarkStart w:name="_Toc17" w:id="17"/>
       <w:r>
         <w:t xml:space="preserve">3.5 Auditabilidade e reprodutibilidade</w:t>
       </w:r>
+      <w:bookmarkEnd w:id="17"/>
     </w:p>
     <w:tbl>
       <w:tblPr>
@@ -12705,9 +13191,11 @@
         <w:keepLines/>
         <w:spacing w:after="120" w:before="280"/>
       </w:pPr>
+      <w:bookmarkStart w:name="_Toc18" w:id="18"/>
       <w:r>
         <w:t xml:space="preserve">3.6 Manutenibilidade e custo</w:t>
       </w:r>
+      <w:bookmarkEnd w:id="18"/>
     </w:p>
     <w:tbl>
       <w:tblPr>
@@ -13094,9 +13582,11 @@
         <w:keepLines/>
         <w:spacing w:after="160" w:before="380"/>
       </w:pPr>
+      <w:bookmarkStart w:name="_Toc19" w:id="19"/>
       <w:r>
         <w:t xml:space="preserve">4. Matriz de rastreabilidade</w:t>
       </w:r>
+      <w:bookmarkEnd w:id="19"/>
     </w:p>
     <w:p>
       <w:pPr>
@@ -13914,9 +14404,11 @@
         <w:keepLines/>
         <w:spacing w:after="160" w:before="380"/>
       </w:pPr>
+      <w:bookmarkStart w:name="_Toc20" w:id="20"/>
       <w:r>
         <w:t xml:space="preserve">5. Critérios de aceitação da versão 1.0</w:t>
       </w:r>
+      <w:bookmarkEnd w:id="20"/>
     </w:p>
     <w:p>
       <w:pPr>
@@ -14361,6 +14853,21 @@
   <w:style w:type="paragraph" w:styleId="Normal" w:default="1">
     <w:name w:val="Normal"/>
     <w:qFormat/>
+  </w:style>
+  <w:style w:type="table" w:styleId="TableNormal" w:default="true">
+    <w:name w:val="Normal Table"/>
+    <w:uiPriority w:val="99"/>
+    <w:semiHidden/>
+    <w:unhideWhenUsed/>
+    <w:tblPr>
+      <w:tblInd w:type="dxa" w:w="0"/>
+      <w:tblCellMar>
+        <w:top w:type="dxa" w:w="0"/>
+        <w:left w:type="dxa" w:w="108"/>
+        <w:bottom w:type="dxa" w:w="0"/>
+        <w:right w:type="dxa" w:w="108"/>
+      </w:tblCellMar>
+    </w:tblPr>
   </w:style>
   <w:style w:type="paragraph" w:styleId="Title">
     <w:name w:val="Title"/>

--- a/docs/DOC-02_Requisitos.docx
+++ b/docs/DOC-02_Requisitos.docx
@@ -425,11 +425,9 @@
         <w:keepLines/>
         <w:spacing w:after="160" w:before="380"/>
       </w:pPr>
-      <w:bookmarkStart w:name="_Toc1" w:id="1"/>
       <w:r>
         <w:t xml:space="preserve">Sumário</w:t>
       </w:r>
-      <w:bookmarkEnd w:id="1"/>
     </w:p>
     <w:p>
       <w:pPr>
@@ -454,463 +452,11 @@
       </w:sdtPr>
       <w:sdtContent>
         <w:p>
-          <w:pPr>
-            <w:pStyle w:val="TOC1"/>
-            <w:tabs>
-              <w:tab w:val="right" w:pos="9638" w:leader="dot"/>
-            </w:tabs>
-          </w:pPr>
           <w:r>
             <w:fldChar w:fldCharType="begin" w:dirty="true"/>
             <w:instrText xml:space="preserve">TOC \h \o "1-3"</w:instrText>
             <w:fldChar w:fldCharType="separate"/>
           </w:r>
-          <w:hyperlink w:history="1" w:anchor="_Toc1">
-            <w:r>
-              <w:t xml:space="preserve">Sumário</w:t>
-            </w:r>
-            <w:r>
-              <w:tab/>
-            </w:r>
-            <w:r>
-              <w:fldChar w:fldCharType="begin" w:dirty="true"/>
-              <w:instrText xml:space="preserve">PAGEREF _Toc1 \h</w:instrText>
-              <w:fldChar w:fldCharType="separate"/>
-              <w:fldChar w:fldCharType="end"/>
-            </w:r>
-          </w:hyperlink>
-        </w:p>
-        <w:p>
-          <w:pPr>
-            <w:pStyle w:val="TOC1"/>
-            <w:tabs>
-              <w:tab w:val="right" w:pos="9638" w:leader="dot"/>
-            </w:tabs>
-          </w:pPr>
-          <w:hyperlink w:history="1" w:anchor="_Toc2">
-            <w:r>
-              <w:t xml:space="preserve">1. Como ler este documento</w:t>
-            </w:r>
-            <w:r>
-              <w:tab/>
-            </w:r>
-            <w:r>
-              <w:fldChar w:fldCharType="begin" w:dirty="true"/>
-              <w:instrText xml:space="preserve">PAGEREF _Toc2 \h</w:instrText>
-              <w:fldChar w:fldCharType="separate"/>
-              <w:fldChar w:fldCharType="end"/>
-            </w:r>
-          </w:hyperlink>
-        </w:p>
-        <w:p>
-          <w:pPr>
-            <w:pStyle w:val="TOC1"/>
-            <w:tabs>
-              <w:tab w:val="right" w:pos="9638" w:leader="dot"/>
-            </w:tabs>
-          </w:pPr>
-          <w:hyperlink w:history="1" w:anchor="_Toc3">
-            <w:r>
-              <w:t xml:space="preserve">2. Requisitos funcionais</w:t>
-            </w:r>
-            <w:r>
-              <w:tab/>
-            </w:r>
-            <w:r>
-              <w:fldChar w:fldCharType="begin" w:dirty="true"/>
-              <w:instrText xml:space="preserve">PAGEREF _Toc3 \h</w:instrText>
-              <w:fldChar w:fldCharType="separate"/>
-              <w:fldChar w:fldCharType="end"/>
-            </w:r>
-          </w:hyperlink>
-        </w:p>
-        <w:p>
-          <w:pPr>
-            <w:pStyle w:val="TOC2"/>
-            <w:tabs>
-              <w:tab w:val="right" w:pos="9638" w:leader="dot"/>
-            </w:tabs>
-            <w:ind w:left="220"/>
-          </w:pPr>
-          <w:hyperlink w:history="1" w:anchor="_Toc4">
-            <w:r>
-              <w:t xml:space="preserve">2.1 Módulo de Coleta</w:t>
-            </w:r>
-            <w:r>
-              <w:tab/>
-            </w:r>
-            <w:r>
-              <w:fldChar w:fldCharType="begin" w:dirty="true"/>
-              <w:instrText xml:space="preserve">PAGEREF _Toc4 \h</w:instrText>
-              <w:fldChar w:fldCharType="separate"/>
-              <w:fldChar w:fldCharType="end"/>
-            </w:r>
-          </w:hyperlink>
-        </w:p>
-        <w:p>
-          <w:pPr>
-            <w:pStyle w:val="TOC2"/>
-            <w:tabs>
-              <w:tab w:val="right" w:pos="9638" w:leader="dot"/>
-            </w:tabs>
-            <w:ind w:left="220"/>
-          </w:pPr>
-          <w:hyperlink w:history="1" w:anchor="_Toc5">
-            <w:r>
-              <w:t xml:space="preserve">2.2 Módulo de Normalização</w:t>
-            </w:r>
-            <w:r>
-              <w:tab/>
-            </w:r>
-            <w:r>
-              <w:fldChar w:fldCharType="begin" w:dirty="true"/>
-              <w:instrText xml:space="preserve">PAGEREF _Toc5 \h</w:instrText>
-              <w:fldChar w:fldCharType="separate"/>
-              <w:fldChar w:fldCharType="end"/>
-            </w:r>
-          </w:hyperlink>
-        </w:p>
-        <w:p>
-          <w:pPr>
-            <w:pStyle w:val="TOC2"/>
-            <w:tabs>
-              <w:tab w:val="right" w:pos="9638" w:leader="dot"/>
-            </w:tabs>
-            <w:ind w:left="220"/>
-          </w:pPr>
-          <w:hyperlink w:history="1" w:anchor="_Toc6">
-            <w:r>
-              <w:t xml:space="preserve">2.3 Módulo de Enriquecimento</w:t>
-            </w:r>
-            <w:r>
-              <w:tab/>
-            </w:r>
-            <w:r>
-              <w:fldChar w:fldCharType="begin" w:dirty="true"/>
-              <w:instrText xml:space="preserve">PAGEREF _Toc6 \h</w:instrText>
-              <w:fldChar w:fldCharType="separate"/>
-              <w:fldChar w:fldCharType="end"/>
-            </w:r>
-          </w:hyperlink>
-        </w:p>
-        <w:p>
-          <w:pPr>
-            <w:pStyle w:val="TOC2"/>
-            <w:tabs>
-              <w:tab w:val="right" w:pos="9638" w:leader="dot"/>
-            </w:tabs>
-            <w:ind w:left="220"/>
-          </w:pPr>
-          <w:hyperlink w:history="1" w:anchor="_Toc7">
-            <w:r>
-              <w:t xml:space="preserve">2.4 Módulo de Detecção</w:t>
-            </w:r>
-            <w:r>
-              <w:tab/>
-            </w:r>
-            <w:r>
-              <w:fldChar w:fldCharType="begin" w:dirty="true"/>
-              <w:instrText xml:space="preserve">PAGEREF _Toc7 \h</w:instrText>
-              <w:fldChar w:fldCharType="separate"/>
-              <w:fldChar w:fldCharType="end"/>
-            </w:r>
-          </w:hyperlink>
-        </w:p>
-        <w:p>
-          <w:pPr>
-            <w:pStyle w:val="TOC2"/>
-            <w:tabs>
-              <w:tab w:val="right" w:pos="9638" w:leader="dot"/>
-            </w:tabs>
-            <w:ind w:left="220"/>
-          </w:pPr>
-          <w:hyperlink w:history="1" w:anchor="_Toc8">
-            <w:r>
-              <w:t xml:space="preserve">2.5 Módulo de Conformidade de Transparência</w:t>
-            </w:r>
-            <w:r>
-              <w:tab/>
-            </w:r>
-            <w:r>
-              <w:fldChar w:fldCharType="begin" w:dirty="true"/>
-              <w:instrText xml:space="preserve">PAGEREF _Toc8 \h</w:instrText>
-              <w:fldChar w:fldCharType="separate"/>
-              <w:fldChar w:fldCharType="end"/>
-            </w:r>
-          </w:hyperlink>
-        </w:p>
-        <w:p>
-          <w:pPr>
-            <w:pStyle w:val="TOC2"/>
-            <w:tabs>
-              <w:tab w:val="right" w:pos="9638" w:leader="dot"/>
-            </w:tabs>
-            <w:ind w:left="220"/>
-          </w:pPr>
-          <w:hyperlink w:history="1" w:anchor="_Toc9">
-            <w:r>
-              <w:t xml:space="preserve">2.6 Módulo de Publicação</w:t>
-            </w:r>
-            <w:r>
-              <w:tab/>
-            </w:r>
-            <w:r>
-              <w:fldChar w:fldCharType="begin" w:dirty="true"/>
-              <w:instrText xml:space="preserve">PAGEREF _Toc9 \h</w:instrText>
-              <w:fldChar w:fldCharType="separate"/>
-              <w:fldChar w:fldCharType="end"/>
-            </w:r>
-          </w:hyperlink>
-        </w:p>
-        <w:p>
-          <w:pPr>
-            <w:pStyle w:val="TOC2"/>
-            <w:tabs>
-              <w:tab w:val="right" w:pos="9638" w:leader="dot"/>
-            </w:tabs>
-            <w:ind w:left="220"/>
-          </w:pPr>
-          <w:hyperlink w:history="1" w:anchor="_Toc10">
-            <w:r>
-              <w:t xml:space="preserve">2.7 Módulo de Direito de Resposta</w:t>
-            </w:r>
-            <w:r>
-              <w:tab/>
-            </w:r>
-            <w:r>
-              <w:fldChar w:fldCharType="begin" w:dirty="true"/>
-              <w:instrText xml:space="preserve">PAGEREF _Toc10 \h</w:instrText>
-              <w:fldChar w:fldCharType="separate"/>
-              <w:fldChar w:fldCharType="end"/>
-            </w:r>
-          </w:hyperlink>
-        </w:p>
-        <w:p>
-          <w:pPr>
-            <w:pStyle w:val="TOC2"/>
-            <w:tabs>
-              <w:tab w:val="right" w:pos="9638" w:leader="dot"/>
-            </w:tabs>
-            <w:ind w:left="220"/>
-          </w:pPr>
-          <w:hyperlink w:history="1" w:anchor="_Toc11">
-            <w:r>
-              <w:t xml:space="preserve">2.8 Módulo de Administração</w:t>
-            </w:r>
-            <w:r>
-              <w:tab/>
-            </w:r>
-            <w:r>
-              <w:fldChar w:fldCharType="begin" w:dirty="true"/>
-              <w:instrText xml:space="preserve">PAGEREF _Toc11 \h</w:instrText>
-              <w:fldChar w:fldCharType="separate"/>
-              <w:fldChar w:fldCharType="end"/>
-            </w:r>
-          </w:hyperlink>
-        </w:p>
-        <w:p>
-          <w:pPr>
-            <w:pStyle w:val="TOC1"/>
-            <w:tabs>
-              <w:tab w:val="right" w:pos="9638" w:leader="dot"/>
-            </w:tabs>
-          </w:pPr>
-          <w:hyperlink w:history="1" w:anchor="_Toc12">
-            <w:r>
-              <w:t xml:space="preserve">3. Requisitos não-funcionais</w:t>
-            </w:r>
-            <w:r>
-              <w:tab/>
-            </w:r>
-            <w:r>
-              <w:fldChar w:fldCharType="begin" w:dirty="true"/>
-              <w:instrText xml:space="preserve">PAGEREF _Toc12 \h</w:instrText>
-              <w:fldChar w:fldCharType="separate"/>
-              <w:fldChar w:fldCharType="end"/>
-            </w:r>
-          </w:hyperlink>
-        </w:p>
-        <w:p>
-          <w:pPr>
-            <w:pStyle w:val="TOC2"/>
-            <w:tabs>
-              <w:tab w:val="right" w:pos="9638" w:leader="dot"/>
-            </w:tabs>
-            <w:ind w:left="220"/>
-          </w:pPr>
-          <w:hyperlink w:history="1" w:anchor="_Toc13">
-            <w:r>
-              <w:t xml:space="preserve">3.1 Desempenho e escala</w:t>
-            </w:r>
-            <w:r>
-              <w:tab/>
-            </w:r>
-            <w:r>
-              <w:fldChar w:fldCharType="begin" w:dirty="true"/>
-              <w:instrText xml:space="preserve">PAGEREF _Toc13 \h</w:instrText>
-              <w:fldChar w:fldCharType="separate"/>
-              <w:fldChar w:fldCharType="end"/>
-            </w:r>
-          </w:hyperlink>
-        </w:p>
-        <w:p>
-          <w:pPr>
-            <w:pStyle w:val="TOC2"/>
-            <w:tabs>
-              <w:tab w:val="right" w:pos="9638" w:leader="dot"/>
-            </w:tabs>
-            <w:ind w:left="220"/>
-          </w:pPr>
-          <w:hyperlink w:history="1" w:anchor="_Toc14">
-            <w:r>
-              <w:t xml:space="preserve">3.2 Confiabilidade e operação</w:t>
-            </w:r>
-            <w:r>
-              <w:tab/>
-            </w:r>
-            <w:r>
-              <w:fldChar w:fldCharType="begin" w:dirty="true"/>
-              <w:instrText xml:space="preserve">PAGEREF _Toc14 \h</w:instrText>
-              <w:fldChar w:fldCharType="separate"/>
-              <w:fldChar w:fldCharType="end"/>
-            </w:r>
-          </w:hyperlink>
-        </w:p>
-        <w:p>
-          <w:pPr>
-            <w:pStyle w:val="TOC2"/>
-            <w:tabs>
-              <w:tab w:val="right" w:pos="9638" w:leader="dot"/>
-            </w:tabs>
-            <w:ind w:left="220"/>
-          </w:pPr>
-          <w:hyperlink w:history="1" w:anchor="_Toc15">
-            <w:r>
-              <w:t xml:space="preserve">3.3 Segurança</w:t>
-            </w:r>
-            <w:r>
-              <w:tab/>
-            </w:r>
-            <w:r>
-              <w:fldChar w:fldCharType="begin" w:dirty="true"/>
-              <w:instrText xml:space="preserve">PAGEREF _Toc15 \h</w:instrText>
-              <w:fldChar w:fldCharType="separate"/>
-              <w:fldChar w:fldCharType="end"/>
-            </w:r>
-          </w:hyperlink>
-        </w:p>
-        <w:p>
-          <w:pPr>
-            <w:pStyle w:val="TOC2"/>
-            <w:tabs>
-              <w:tab w:val="right" w:pos="9638" w:leader="dot"/>
-            </w:tabs>
-            <w:ind w:left="220"/>
-          </w:pPr>
-          <w:hyperlink w:history="1" w:anchor="_Toc16">
-            <w:r>
-              <w:t xml:space="preserve">3.4 Privacidade e conformidade legal</w:t>
-            </w:r>
-            <w:r>
-              <w:tab/>
-            </w:r>
-            <w:r>
-              <w:fldChar w:fldCharType="begin" w:dirty="true"/>
-              <w:instrText xml:space="preserve">PAGEREF _Toc16 \h</w:instrText>
-              <w:fldChar w:fldCharType="separate"/>
-              <w:fldChar w:fldCharType="end"/>
-            </w:r>
-          </w:hyperlink>
-        </w:p>
-        <w:p>
-          <w:pPr>
-            <w:pStyle w:val="TOC2"/>
-            <w:tabs>
-              <w:tab w:val="right" w:pos="9638" w:leader="dot"/>
-            </w:tabs>
-            <w:ind w:left="220"/>
-          </w:pPr>
-          <w:hyperlink w:history="1" w:anchor="_Toc17">
-            <w:r>
-              <w:t xml:space="preserve">3.5 Auditabilidade e reprodutibilidade</w:t>
-            </w:r>
-            <w:r>
-              <w:tab/>
-            </w:r>
-            <w:r>
-              <w:fldChar w:fldCharType="begin" w:dirty="true"/>
-              <w:instrText xml:space="preserve">PAGEREF _Toc17 \h</w:instrText>
-              <w:fldChar w:fldCharType="separate"/>
-              <w:fldChar w:fldCharType="end"/>
-            </w:r>
-          </w:hyperlink>
-        </w:p>
-        <w:p>
-          <w:pPr>
-            <w:pStyle w:val="TOC2"/>
-            <w:tabs>
-              <w:tab w:val="right" w:pos="9638" w:leader="dot"/>
-            </w:tabs>
-            <w:ind w:left="220"/>
-          </w:pPr>
-          <w:hyperlink w:history="1" w:anchor="_Toc18">
-            <w:r>
-              <w:t xml:space="preserve">3.6 Manutenibilidade e custo</w:t>
-            </w:r>
-            <w:r>
-              <w:tab/>
-            </w:r>
-            <w:r>
-              <w:fldChar w:fldCharType="begin" w:dirty="true"/>
-              <w:instrText xml:space="preserve">PAGEREF _Toc18 \h</w:instrText>
-              <w:fldChar w:fldCharType="separate"/>
-              <w:fldChar w:fldCharType="end"/>
-            </w:r>
-          </w:hyperlink>
-        </w:p>
-        <w:p>
-          <w:pPr>
-            <w:pStyle w:val="TOC1"/>
-            <w:tabs>
-              <w:tab w:val="right" w:pos="9638" w:leader="dot"/>
-            </w:tabs>
-          </w:pPr>
-          <w:hyperlink w:history="1" w:anchor="_Toc19">
-            <w:r>
-              <w:t xml:space="preserve">4. Matriz de rastreabilidade</w:t>
-            </w:r>
-            <w:r>
-              <w:tab/>
-            </w:r>
-            <w:r>
-              <w:fldChar w:fldCharType="begin" w:dirty="true"/>
-              <w:instrText xml:space="preserve">PAGEREF _Toc19 \h</w:instrText>
-              <w:fldChar w:fldCharType="separate"/>
-              <w:fldChar w:fldCharType="end"/>
-            </w:r>
-          </w:hyperlink>
-        </w:p>
-        <w:p>
-          <w:pPr>
-            <w:pStyle w:val="TOC1"/>
-            <w:tabs>
-              <w:tab w:val="right" w:pos="9638" w:leader="dot"/>
-            </w:tabs>
-          </w:pPr>
-          <w:hyperlink w:history="1" w:anchor="_Toc20">
-            <w:r>
-              <w:t xml:space="preserve">5. Critérios de aceitação da versão 1.0</w:t>
-            </w:r>
-            <w:r>
-              <w:tab/>
-            </w:r>
-            <w:r>
-              <w:fldChar w:fldCharType="begin" w:dirty="true"/>
-              <w:instrText xml:space="preserve">PAGEREF _Toc20 \h</w:instrText>
-              <w:fldChar w:fldCharType="separate"/>
-              <w:fldChar w:fldCharType="end"/>
-            </w:r>
-          </w:hyperlink>
         </w:p>
         <w:p>
           <w:r>
@@ -931,11 +477,9 @@
         <w:keepLines/>
         <w:spacing w:after="160" w:before="380"/>
       </w:pPr>
-      <w:bookmarkStart w:name="_Toc2" w:id="2"/>
       <w:r>
         <w:t xml:space="preserve">1. Como ler este documento</w:t>
       </w:r>
-      <w:bookmarkEnd w:id="2"/>
     </w:p>
     <w:p>
       <w:pPr>
@@ -1858,11 +1402,9 @@
         <w:keepLines/>
         <w:spacing w:after="160" w:before="380"/>
       </w:pPr>
-      <w:bookmarkStart w:name="_Toc3" w:id="3"/>
       <w:r>
         <w:t xml:space="preserve">2. Requisitos funcionais</w:t>
       </w:r>
-      <w:bookmarkEnd w:id="3"/>
     </w:p>
     <w:p>
       <w:pPr>
@@ -1871,11 +1413,9 @@
         <w:keepLines/>
         <w:spacing w:after="120" w:before="280"/>
       </w:pPr>
-      <w:bookmarkStart w:name="_Toc4" w:id="4"/>
       <w:r>
         <w:t xml:space="preserve">2.1 Módulo de Coleta</w:t>
       </w:r>
-      <w:bookmarkEnd w:id="4"/>
     </w:p>
     <w:tbl>
       <w:tblPr>
@@ -3539,11 +3079,9 @@
         <w:keepLines/>
         <w:spacing w:after="120" w:before="280"/>
       </w:pPr>
-      <w:bookmarkStart w:name="_Toc5" w:id="5"/>
       <w:r>
         <w:t xml:space="preserve">2.2 Módulo de Normalização</w:t>
       </w:r>
-      <w:bookmarkEnd w:id="5"/>
     </w:p>
     <w:tbl>
       <w:tblPr>
@@ -4691,11 +4229,9 @@
         <w:keepLines/>
         <w:spacing w:after="120" w:before="280"/>
       </w:pPr>
-      <w:bookmarkStart w:name="_Toc6" w:id="6"/>
       <w:r>
         <w:t xml:space="preserve">2.3 Módulo de Enriquecimento</w:t>
       </w:r>
-      <w:bookmarkEnd w:id="6"/>
     </w:p>
     <w:tbl>
       <w:tblPr>
@@ -5499,11 +5035,9 @@
         <w:keepLines/>
         <w:spacing w:after="120" w:before="280"/>
       </w:pPr>
-      <w:bookmarkStart w:name="_Toc7" w:id="7"/>
       <w:r>
         <w:t xml:space="preserve">2.4 Módulo de Detecção</w:t>
       </w:r>
-      <w:bookmarkEnd w:id="7"/>
     </w:p>
     <w:tbl>
       <w:tblPr>
@@ -7041,7 +6575,7 @@
                 <w:sz w:val="19"/>
                 <w:szCs w:val="19"/>
               </w:rPr>
-              <w:t xml:space="preserve">Indícios com severidade acima do limiar configurado devem entrar obrigatoriamente em fila de revisão humana antes de qualquer publicação.</w:t>
+              <w:t xml:space="preserve">Indícios do motor de regras com severidade acima do limiar configurado devem entrar obrigatoriamente em fila de revisão humana antes de qualquer publicação. Os avisos do portal (ADR-047) ficam fora: vão a público com ressalva e a revisão vem com a contestação.</w:t>
             </w:r>
           </w:p>
         </w:tc>
@@ -7339,11 +6873,9 @@
         <w:keepLines/>
         <w:spacing w:after="120" w:before="280"/>
       </w:pPr>
-      <w:bookmarkStart w:name="_Toc8" w:id="8"/>
       <w:r>
         <w:t xml:space="preserve">2.5 Módulo de Conformidade de Transparência</w:t>
       </w:r>
-      <w:bookmarkEnd w:id="8"/>
     </w:p>
     <w:tbl>
       <w:tblPr>
@@ -8147,11 +7679,9 @@
         <w:keepLines/>
         <w:spacing w:after="120" w:before="280"/>
       </w:pPr>
-      <w:bookmarkStart w:name="_Toc9" w:id="9"/>
       <w:r>
         <w:t xml:space="preserve">2.6 Módulo de Publicação</w:t>
       </w:r>
-      <w:bookmarkEnd w:id="9"/>
     </w:p>
     <w:tbl>
       <w:tblPr>
@@ -9299,11 +8829,9 @@
         <w:keepLines/>
         <w:spacing w:after="120" w:before="280"/>
       </w:pPr>
-      <w:bookmarkStart w:name="_Toc10" w:id="10"/>
       <w:r>
         <w:t xml:space="preserve">2.7 Módulo de Direito de Resposta</w:t>
       </w:r>
-      <w:bookmarkEnd w:id="10"/>
     </w:p>
     <w:tbl>
       <w:tblPr>
@@ -10021,11 +9549,9 @@
         <w:keepLines/>
         <w:spacing w:after="120" w:before="280"/>
       </w:pPr>
-      <w:bookmarkStart w:name="_Toc11" w:id="11"/>
       <w:r>
         <w:t xml:space="preserve">2.8 Módulo de Administração</w:t>
       </w:r>
-      <w:bookmarkEnd w:id="11"/>
     </w:p>
     <w:tbl>
       <w:tblPr>
@@ -10834,11 +10360,9 @@
         <w:keepLines/>
         <w:spacing w:after="160" w:before="380"/>
       </w:pPr>
-      <w:bookmarkStart w:name="_Toc12" w:id="12"/>
       <w:r>
         <w:t xml:space="preserve">3. Requisitos não-funcionais</w:t>
       </w:r>
-      <w:bookmarkEnd w:id="12"/>
     </w:p>
     <w:p>
       <w:pPr>
@@ -10847,11 +10371,9 @@
         <w:keepLines/>
         <w:spacing w:after="120" w:before="280"/>
       </w:pPr>
-      <w:bookmarkStart w:name="_Toc13" w:id="13"/>
       <w:r>
         <w:t xml:space="preserve">3.1 Desempenho e escala</w:t>
       </w:r>
-      <w:bookmarkEnd w:id="13"/>
     </w:p>
     <w:tbl>
       <w:tblPr>
@@ -11483,11 +11005,9 @@
         <w:keepLines/>
         <w:spacing w:after="120" w:before="280"/>
       </w:pPr>
-      <w:bookmarkStart w:name="_Toc14" w:id="14"/>
       <w:r>
         <w:t xml:space="preserve">3.2 Confiabilidade e operação</w:t>
       </w:r>
-      <w:bookmarkEnd w:id="14"/>
     </w:p>
     <w:tbl>
       <w:tblPr>
@@ -12033,11 +11553,9 @@
         <w:keepLines/>
         <w:spacing w:after="120" w:before="280"/>
       </w:pPr>
-      <w:bookmarkStart w:name="_Toc15" w:id="15"/>
       <w:r>
         <w:t xml:space="preserve">3.3 Segurança</w:t>
       </w:r>
-      <w:bookmarkEnd w:id="15"/>
     </w:p>
     <w:tbl>
       <w:tblPr>
@@ -12478,11 +11996,9 @@
         <w:keepLines/>
         <w:spacing w:after="120" w:before="280"/>
       </w:pPr>
-      <w:bookmarkStart w:name="_Toc16" w:id="16"/>
       <w:r>
         <w:t xml:space="preserve">3.4 Privacidade e conformidade legal</w:t>
       </w:r>
-      <w:bookmarkEnd w:id="16"/>
     </w:p>
     <w:tbl>
       <w:tblPr>
@@ -12864,11 +12380,9 @@
         <w:keepLines/>
         <w:spacing w:after="120" w:before="280"/>
       </w:pPr>
-      <w:bookmarkStart w:name="_Toc17" w:id="17"/>
       <w:r>
         <w:t xml:space="preserve">3.5 Auditabilidade e reprodutibilidade</w:t>
       </w:r>
-      <w:bookmarkEnd w:id="17"/>
     </w:p>
     <w:tbl>
       <w:tblPr>
@@ -13191,11 +12705,9 @@
         <w:keepLines/>
         <w:spacing w:after="120" w:before="280"/>
       </w:pPr>
-      <w:bookmarkStart w:name="_Toc18" w:id="18"/>
       <w:r>
         <w:t xml:space="preserve">3.6 Manutenibilidade e custo</w:t>
       </w:r>
-      <w:bookmarkEnd w:id="18"/>
     </w:p>
     <w:tbl>
       <w:tblPr>
@@ -13582,11 +13094,9 @@
         <w:keepLines/>
         <w:spacing w:after="160" w:before="380"/>
       </w:pPr>
-      <w:bookmarkStart w:name="_Toc19" w:id="19"/>
       <w:r>
         <w:t xml:space="preserve">4. Matriz de rastreabilidade</w:t>
       </w:r>
-      <w:bookmarkEnd w:id="19"/>
     </w:p>
     <w:p>
       <w:pPr>
@@ -14404,11 +13914,9 @@
         <w:keepLines/>
         <w:spacing w:after="160" w:before="380"/>
       </w:pPr>
-      <w:bookmarkStart w:name="_Toc20" w:id="20"/>
       <w:r>
         <w:t xml:space="preserve">5. Critérios de aceitação da versão 1.0</w:t>
       </w:r>
-      <w:bookmarkEnd w:id="20"/>
     </w:p>
     <w:p>
       <w:pPr>
@@ -14853,21 +14361,6 @@
   <w:style w:type="paragraph" w:styleId="Normal" w:default="1">
     <w:name w:val="Normal"/>
     <w:qFormat/>
-  </w:style>
-  <w:style w:type="table" w:styleId="TableNormal" w:default="true">
-    <w:name w:val="Normal Table"/>
-    <w:uiPriority w:val="99"/>
-    <w:semiHidden/>
-    <w:unhideWhenUsed/>
-    <w:tblPr>
-      <w:tblInd w:type="dxa" w:w="0"/>
-      <w:tblCellMar>
-        <w:top w:type="dxa" w:w="0"/>
-        <w:left w:type="dxa" w:w="108"/>
-        <w:bottom w:type="dxa" w:w="0"/>
-        <w:right w:type="dxa" w:w="108"/>
-      </w:tblCellMar>
-    </w:tblPr>
   </w:style>
   <w:style w:type="paragraph" w:styleId="Title">
     <w:name w:val="Title"/>
